--- a/ЛР1_Б.ПИН.РИС-24.06_Дутикова Ксения Дмитриевна.docx
+++ b/ЛР1_Б.ПИН.РИС-24.06_Дутикова Ксения Дмитриевна.docx
@@ -4,6 +4,7 @@
   <w:body>
     <w:p>
       <w:pPr>
+        <w:spacing w:line="240" w:lineRule="auto"/>
         <w:ind w:firstLine="0"/>
         <w:jc w:val="center"/>
         <w:rPr>
@@ -19,6 +20,7 @@
     </w:p>
     <w:p>
       <w:pPr>
+        <w:spacing w:line="240" w:lineRule="auto"/>
         <w:ind w:firstLine="0"/>
         <w:jc w:val="center"/>
         <w:rPr>
@@ -34,6 +36,7 @@
     </w:p>
     <w:p>
       <w:pPr>
+        <w:spacing w:line="240" w:lineRule="auto"/>
         <w:ind w:firstLine="0"/>
         <w:jc w:val="center"/>
         <w:rPr>
@@ -49,6 +52,7 @@
     </w:p>
     <w:p>
       <w:pPr>
+        <w:spacing w:line="240" w:lineRule="auto"/>
         <w:ind w:firstLine="0"/>
         <w:jc w:val="center"/>
         <w:rPr>
@@ -64,6 +68,7 @@
     </w:p>
     <w:p>
       <w:pPr>
+        <w:spacing w:line="240" w:lineRule="auto"/>
         <w:ind w:firstLine="0"/>
         <w:jc w:val="center"/>
         <w:rPr>
@@ -79,6 +84,7 @@
     </w:p>
     <w:p>
       <w:pPr>
+        <w:spacing w:line="240" w:lineRule="auto"/>
         <w:ind w:firstLine="0"/>
         <w:jc w:val="center"/>
         <w:rPr>
@@ -139,6 +145,7 @@
     </w:p>
     <w:p>
       <w:pPr>
+        <w:spacing w:line="300" w:lineRule="auto"/>
         <w:ind w:firstLine="0"/>
         <w:jc w:val="center"/>
         <w:rPr>
@@ -147,7 +154,7 @@
       </w:pPr>
       <w:r>
         <w:rPr>
-          <w:b/>
+          <w:b w:val="0"/>
           <w:szCs w:val="28"/>
         </w:rPr>
         <w:t>Отчёт по лабораторной работе № 1</w:t>
@@ -155,6 +162,7 @@
     </w:p>
     <w:p>
       <w:pPr>
+        <w:spacing w:line="300" w:lineRule="auto"/>
         <w:ind w:firstLine="0"/>
         <w:jc w:val="center"/>
         <w:rPr>
@@ -163,6 +171,7 @@
       </w:pPr>
       <w:r>
         <w:rPr>
+          <w:b w:val="0"/>
           <w:szCs w:val="28"/>
         </w:rPr>
         <w:t>по дисциплине «Теория алгоритмов»</w:t>
@@ -170,6 +179,7 @@
     </w:p>
     <w:p>
       <w:pPr>
+        <w:spacing w:line="300" w:lineRule="auto"/>
         <w:ind w:firstLine="0"/>
         <w:jc w:val="center"/>
         <w:rPr>
@@ -178,7 +188,7 @@
       </w:pPr>
       <w:r>
         <w:rPr>
-          <w:b/>
+          <w:b w:val="0"/>
           <w:szCs w:val="28"/>
         </w:rPr>
         <w:t>«Введение в язык программирования Python»</w:t>
@@ -249,6 +259,7 @@
     </w:p>
     <w:p>
       <w:pPr>
+        <w:spacing w:line="240" w:lineRule="auto"/>
         <w:ind w:firstLine="0"/>
         <w:jc w:val="right"/>
         <w:rPr>
@@ -264,6 +275,7 @@
     </w:p>
     <w:p>
       <w:pPr>
+        <w:spacing w:line="240" w:lineRule="auto"/>
         <w:ind w:firstLine="0"/>
         <w:jc w:val="right"/>
         <w:rPr>
@@ -279,6 +291,7 @@
     </w:p>
     <w:p>
       <w:pPr>
+        <w:spacing w:line="240" w:lineRule="auto"/>
         <w:ind w:firstLine="0"/>
         <w:jc w:val="right"/>
         <w:rPr>
@@ -300,6 +313,7 @@
     </w:p>
     <w:p>
       <w:pPr>
+        <w:spacing w:line="240" w:lineRule="auto"/>
         <w:ind w:firstLine="0"/>
         <w:jc w:val="right"/>
         <w:rPr>
@@ -308,9 +322,10 @@
       </w:pPr>
       <w:r>
         <w:rPr>
-          <w:szCs w:val="28"/>
-        </w:rPr>
-        <w:t>Проверила: Лисничук А. Б.</w:t>
+          <w:rFonts w:ascii="Times New Roman" w:hAnsi="Times New Roman" w:eastAsia="Times New Roman" w:cs="Times New Roman"/>
+          <w:szCs w:val="28"/>
+        </w:rPr>
+        <w:t>Проверила: Лисничук Арина Бахытжановна</w:t>
       </w:r>
     </w:p>
     <w:p>
@@ -410,7 +425,7 @@
           <w:r>
             <w:rPr>
               <w:rFonts w:ascii="Times New Roman" w:hAnsi="Times New Roman" w:cs="Times New Roman"/>
-              <w:b/>
+              <w:b w:val="1"/>
               <w:bCs/>
               <w:color w:val="000000" w:themeColor="text1"/>
               <w:sz w:val="28"/>
@@ -538,7 +553,7 @@
               <w:rPr>
                 <w:webHidden/>
               </w:rPr>
-              <w:t>3</w:t>
+              <w:t>4</w:t>
             </w:r>
             <w:r>
               <w:rPr>
@@ -615,7 +630,7 @@
                 <w:webHidden/>
                 <w:szCs w:val="28"/>
               </w:rPr>
-              <w:t>3</w:t>
+              <w:t>4</w:t>
             </w:r>
             <w:r>
               <w:rPr>
@@ -852,7 +867,7 @@
                 <w:webHidden/>
                 <w:szCs w:val="28"/>
               </w:rPr>
-              <w:t>4</w:t>
+              <w:t>5</w:t>
             </w:r>
             <w:r>
               <w:rPr>
@@ -931,7 +946,7 @@
                 <w:webHidden/>
                 <w:szCs w:val="28"/>
               </w:rPr>
-              <w:t>5</w:t>
+              <w:t>6</w:t>
             </w:r>
             <w:r>
               <w:rPr>
@@ -1010,7 +1025,7 @@
                 <w:webHidden/>
                 <w:szCs w:val="28"/>
               </w:rPr>
-              <w:t>5</w:t>
+              <w:t>6</w:t>
             </w:r>
             <w:r>
               <w:rPr>
@@ -1089,7 +1104,7 @@
                 <w:webHidden/>
                 <w:szCs w:val="28"/>
               </w:rPr>
-              <w:t>6</w:t>
+              <w:t>7</w:t>
             </w:r>
             <w:r>
               <w:rPr>
@@ -1168,7 +1183,7 @@
                 <w:webHidden/>
                 <w:szCs w:val="28"/>
               </w:rPr>
-              <w:t>6</w:t>
+              <w:t>7</w:t>
             </w:r>
             <w:r>
               <w:rPr>
@@ -1247,7 +1262,7 @@
                 <w:webHidden/>
                 <w:szCs w:val="28"/>
               </w:rPr>
-              <w:t>7</w:t>
+              <w:t>8</w:t>
             </w:r>
             <w:r>
               <w:rPr>
@@ -1326,7 +1341,7 @@
                 <w:webHidden/>
                 <w:szCs w:val="28"/>
               </w:rPr>
-              <w:t>7</w:t>
+              <w:t>9</w:t>
             </w:r>
             <w:r>
               <w:rPr>
@@ -1405,7 +1420,7 @@
                 <w:webHidden/>
                 <w:szCs w:val="28"/>
               </w:rPr>
-              <w:t>8</w:t>
+              <w:t>9</w:t>
             </w:r>
             <w:r>
               <w:rPr>
@@ -1484,7 +1499,7 @@
                 <w:webHidden/>
                 <w:szCs w:val="28"/>
               </w:rPr>
-              <w:t>8</w:t>
+              <w:t>10</w:t>
             </w:r>
             <w:r>
               <w:rPr>
@@ -1563,7 +1578,7 @@
                 <w:webHidden/>
                 <w:szCs w:val="28"/>
               </w:rPr>
-              <w:t>9</w:t>
+              <w:t>10</w:t>
             </w:r>
             <w:r>
               <w:rPr>
@@ -1642,7 +1657,7 @@
                 <w:webHidden/>
                 <w:szCs w:val="28"/>
               </w:rPr>
-              <w:t>9</w:t>
+              <w:t>11</w:t>
             </w:r>
             <w:r>
               <w:rPr>
@@ -1721,7 +1736,7 @@
                 <w:webHidden/>
                 <w:szCs w:val="28"/>
               </w:rPr>
-              <w:t>10</w:t>
+              <w:t>12</w:t>
             </w:r>
             <w:r>
               <w:rPr>
@@ -1783,7 +1798,7 @@
               <w:rPr>
                 <w:webHidden/>
               </w:rPr>
-              <w:t>11</w:t>
+              <w:t>14</w:t>
             </w:r>
             <w:r>
               <w:rPr>
@@ -1843,7 +1858,7 @@
               <w:rPr>
                 <w:webHidden/>
               </w:rPr>
-              <w:t>12</w:t>
+              <w:t>15</w:t>
             </w:r>
             <w:r>
               <w:rPr>
@@ -1903,7 +1918,7 @@
               <w:rPr>
                 <w:webHidden/>
               </w:rPr>
-              <w:t>13</w:t>
+              <w:t>16</w:t>
             </w:r>
             <w:r>
               <w:rPr>
@@ -1963,7 +1978,7 @@
               <w:rPr>
                 <w:webHidden/>
               </w:rPr>
-              <w:t>14</w:t>
+              <w:t>17</w:t>
             </w:r>
             <w:r>
               <w:rPr>
@@ -2192,7 +2207,7 @@
     </w:p>
     <w:p>
       <w:pPr>
-        <w:spacing w:after="120"/>
+        <w:spacing w:after="160" w:before="80"/>
         <w:ind w:firstLine="0"/>
         <w:jc w:val="center"/>
         <w:rPr>
@@ -2201,10 +2216,13 @@
       </w:pPr>
       <w:r>
         <w:rPr>
-          <w:i/>
-          <w:szCs w:val="28"/>
-        </w:rPr>
-        <w:t>Рис. 1 – Состав репозитория LAB1 на GitHub.</w:t>
+          <w:rFonts w:ascii="Times New Roman" w:hAnsi="Times New Roman" w:eastAsia="Times New Roman" w:cs="Times New Roman"/>
+          <w:b w:val="0"/>
+          <w:i w:val="1"/>
+          <w:sz w:val="24"/>
+          <w:szCs w:val="24"/>
+        </w:rPr>
+        <w:t>Рисунок 1 – Состав репозитория LAB1 на GitHub.</w:t>
       </w:r>
     </w:p>
     <w:p>
@@ -2535,7 +2553,7 @@
     </w:p>
     <w:p>
       <w:pPr>
-        <w:spacing w:after="120"/>
+        <w:spacing w:after="160" w:before="80"/>
         <w:ind w:firstLine="0"/>
         <w:jc w:val="center"/>
         <w:rPr>
@@ -2544,10 +2562,13 @@
       </w:pPr>
       <w:r>
         <w:rPr>
-          <w:i/>
-          <w:szCs w:val="28"/>
-        </w:rPr>
-        <w:t>Рис. 2 – Результат расчёта расстояний между городами.</w:t>
+          <w:rFonts w:ascii="Times New Roman" w:hAnsi="Times New Roman" w:eastAsia="Times New Roman" w:cs="Times New Roman"/>
+          <w:b w:val="0"/>
+          <w:i w:val="1"/>
+          <w:sz w:val="24"/>
+          <w:szCs w:val="24"/>
+        </w:rPr>
+        <w:t>Рисунок 2 – Результат расчёта расстояний между городами.</w:t>
       </w:r>
     </w:p>
     <w:p>
@@ -2747,7 +2768,7 @@
     </w:p>
     <w:p>
       <w:pPr>
-        <w:spacing w:after="120"/>
+        <w:spacing w:after="160" w:before="80"/>
         <w:ind w:firstLine="0"/>
         <w:jc w:val="center"/>
         <w:rPr>
@@ -2756,10 +2777,13 @@
       </w:pPr>
       <w:r>
         <w:rPr>
-          <w:i/>
-          <w:szCs w:val="28"/>
-        </w:rPr>
-        <w:t>Рис. 3 – Проверка площади круга и положения точек.</w:t>
+          <w:rFonts w:ascii="Times New Roman" w:hAnsi="Times New Roman" w:eastAsia="Times New Roman" w:cs="Times New Roman"/>
+          <w:b w:val="0"/>
+          <w:i w:val="1"/>
+          <w:sz w:val="24"/>
+          <w:szCs w:val="24"/>
+        </w:rPr>
+        <w:t>Рисунок 3 – Проверка площади круга и положения точек.</w:t>
       </w:r>
     </w:p>
     <w:p>
@@ -2928,7 +2952,7 @@
     </w:p>
     <w:p>
       <w:pPr>
-        <w:spacing w:after="120"/>
+        <w:spacing w:after="160" w:before="80"/>
         <w:ind w:firstLine="0"/>
         <w:jc w:val="center"/>
         <w:rPr>
@@ -2937,10 +2961,13 @@
       </w:pPr>
       <w:r>
         <w:rPr>
-          <w:i/>
-          <w:szCs w:val="28"/>
-        </w:rPr>
-        <w:t>Рис. 4 – Результат вычисления арифметических выражений.</w:t>
+          <w:rFonts w:ascii="Times New Roman" w:hAnsi="Times New Roman" w:eastAsia="Times New Roman" w:cs="Times New Roman"/>
+          <w:b w:val="0"/>
+          <w:i w:val="1"/>
+          <w:sz w:val="24"/>
+          <w:szCs w:val="24"/>
+        </w:rPr>
+        <w:t>Рисунок 4 – Результат вычисления арифметических выражений.</w:t>
       </w:r>
     </w:p>
     <w:p>
@@ -3112,7 +3139,7 @@
     </w:p>
     <w:p>
       <w:pPr>
-        <w:spacing w:after="120"/>
+        <w:spacing w:after="160" w:before="80"/>
         <w:ind w:firstLine="0"/>
         <w:jc w:val="center"/>
         <w:rPr>
@@ -3121,10 +3148,13 @@
       </w:pPr>
       <w:r>
         <w:rPr>
-          <w:i/>
-          <w:szCs w:val="28"/>
-        </w:rPr>
-        <w:t>Рис. 5 – Вывод выбранных названий фильмов.</w:t>
+          <w:rFonts w:ascii="Times New Roman" w:hAnsi="Times New Roman" w:eastAsia="Times New Roman" w:cs="Times New Roman"/>
+          <w:b w:val="0"/>
+          <w:i w:val="1"/>
+          <w:sz w:val="24"/>
+          <w:szCs w:val="24"/>
+        </w:rPr>
+        <w:t>Рисунок 5 – Вывод выбранных названий фильмов.</w:t>
       </w:r>
     </w:p>
     <w:p>
@@ -3333,7 +3363,7 @@
     </w:p>
     <w:p>
       <w:pPr>
-        <w:spacing w:after="120"/>
+        <w:spacing w:after="160" w:before="80"/>
         <w:ind w:firstLine="0"/>
         <w:jc w:val="center"/>
         <w:rPr>
@@ -3342,10 +3372,13 @@
       </w:pPr>
       <w:r>
         <w:rPr>
-          <w:i/>
-          <w:szCs w:val="28"/>
-        </w:rPr>
-        <w:t>Рис. 6 – Расчёт роста отца и общего роста семьи.</w:t>
+          <w:rFonts w:ascii="Times New Roman" w:hAnsi="Times New Roman" w:eastAsia="Times New Roman" w:cs="Times New Roman"/>
+          <w:b w:val="0"/>
+          <w:i w:val="1"/>
+          <w:sz w:val="24"/>
+          <w:szCs w:val="24"/>
+        </w:rPr>
+        <w:t>Рисунок 6 – Расчёт роста отца и общего роста семьи.</w:t>
       </w:r>
     </w:p>
     <w:p>
@@ -3587,7 +3620,7 @@
     </w:p>
     <w:p>
       <w:pPr>
-        <w:spacing w:after="120"/>
+        <w:spacing w:after="160" w:before="80"/>
         <w:ind w:firstLine="0"/>
         <w:jc w:val="center"/>
         <w:rPr>
@@ -3596,10 +3629,13 @@
       </w:pPr>
       <w:r>
         <w:rPr>
-          <w:i/>
-          <w:szCs w:val="28"/>
-        </w:rPr>
-        <w:t>Рис. 7 – Изменение состава зоопарка и номера клеток.</w:t>
+          <w:rFonts w:ascii="Times New Roman" w:hAnsi="Times New Roman" w:eastAsia="Times New Roman" w:cs="Times New Roman"/>
+          <w:b w:val="0"/>
+          <w:i w:val="1"/>
+          <w:sz w:val="24"/>
+          <w:szCs w:val="24"/>
+        </w:rPr>
+        <w:t>Рисунок 7 – Изменение состава зоопарка и номера клеток.</w:t>
       </w:r>
     </w:p>
     <w:p>
@@ -3824,7 +3860,7 @@
     </w:p>
     <w:p>
       <w:pPr>
-        <w:spacing w:after="120"/>
+        <w:spacing w:after="160" w:before="80"/>
         <w:ind w:firstLine="0"/>
         <w:jc w:val="center"/>
         <w:rPr>
@@ -3833,10 +3869,13 @@
       </w:pPr>
       <w:r>
         <w:rPr>
-          <w:i/>
-          <w:szCs w:val="28"/>
-        </w:rPr>
-        <w:t>Рис. 8 – Суммарная длительность выбранных песен.</w:t>
+          <w:rFonts w:ascii="Times New Roman" w:hAnsi="Times New Roman" w:eastAsia="Times New Roman" w:cs="Times New Roman"/>
+          <w:b w:val="0"/>
+          <w:i w:val="1"/>
+          <w:sz w:val="24"/>
+          <w:szCs w:val="24"/>
+        </w:rPr>
+        <w:t>Рисунок 8 – Суммарная длительность выбранных песен.</w:t>
       </w:r>
     </w:p>
     <w:p>
@@ -4024,7 +4063,7 @@
     </w:p>
     <w:p>
       <w:pPr>
-        <w:spacing w:after="120"/>
+        <w:spacing w:after="160" w:before="80"/>
         <w:ind w:firstLine="0"/>
         <w:jc w:val="center"/>
         <w:rPr>
@@ -4033,10 +4072,13 @@
       </w:pPr>
       <w:r>
         <w:rPr>
-          <w:i/>
-          <w:szCs w:val="28"/>
-        </w:rPr>
-        <w:t>Рис. 9 – Результат расшифровки сообщения.</w:t>
+          <w:rFonts w:ascii="Times New Roman" w:hAnsi="Times New Roman" w:eastAsia="Times New Roman" w:cs="Times New Roman"/>
+          <w:b w:val="0"/>
+          <w:i w:val="1"/>
+          <w:sz w:val="24"/>
+          <w:szCs w:val="24"/>
+        </w:rPr>
+        <w:t>Рисунок 9 – Результат расшифровки сообщения.</w:t>
       </w:r>
     </w:p>
     <w:p>
@@ -4223,7 +4265,7 @@
     </w:p>
     <w:p>
       <w:pPr>
-        <w:spacing w:after="120"/>
+        <w:spacing w:after="160" w:before="80"/>
         <w:ind w:firstLine="0"/>
         <w:jc w:val="center"/>
         <w:rPr>
@@ -4232,10 +4274,13 @@
       </w:pPr>
       <w:r>
         <w:rPr>
-          <w:i/>
-          <w:szCs w:val="28"/>
-        </w:rPr>
-        <w:t>Рис. 10 – Результаты операций над множествами цветов.</w:t>
+          <w:rFonts w:ascii="Times New Roman" w:hAnsi="Times New Roman" w:eastAsia="Times New Roman" w:cs="Times New Roman"/>
+          <w:b w:val="0"/>
+          <w:i w:val="1"/>
+          <w:sz w:val="24"/>
+          <w:szCs w:val="24"/>
+        </w:rPr>
+        <w:t>Рисунок 10 – Результаты операций над множествами цветов.</w:t>
       </w:r>
     </w:p>
     <w:p>
@@ -4623,7 +4668,7 @@
     </w:p>
     <w:p>
       <w:pPr>
-        <w:spacing w:after="120"/>
+        <w:spacing w:after="160" w:before="80"/>
         <w:ind w:firstLine="0"/>
         <w:jc w:val="center"/>
         <w:rPr>
@@ -4632,10 +4677,13 @@
       </w:pPr>
       <w:r>
         <w:rPr>
-          <w:i/>
-          <w:szCs w:val="28"/>
-        </w:rPr>
-        <w:t>Рис. 11 – Словарь предложений с минимальными ценами.</w:t>
+          <w:rFonts w:ascii="Times New Roman" w:hAnsi="Times New Roman" w:eastAsia="Times New Roman" w:cs="Times New Roman"/>
+          <w:b w:val="0"/>
+          <w:i w:val="1"/>
+          <w:sz w:val="24"/>
+          <w:szCs w:val="24"/>
+        </w:rPr>
+        <w:t>Рисунок 11 – Словарь предложений с минимальными ценами.</w:t>
       </w:r>
     </w:p>
     <w:p>
@@ -4869,7 +4917,7 @@
     </w:p>
     <w:p>
       <w:pPr>
-        <w:spacing w:after="120"/>
+        <w:spacing w:after="160" w:before="80"/>
         <w:ind w:firstLine="0"/>
         <w:jc w:val="center"/>
         <w:rPr>
@@ -4878,10 +4926,13 @@
       </w:pPr>
       <w:r>
         <w:rPr>
-          <w:i/>
-          <w:szCs w:val="28"/>
-        </w:rPr>
-        <w:t>Рис. 12 – Итоговый расчёт количества и стоимости товаров.</w:t>
+          <w:rFonts w:ascii="Times New Roman" w:hAnsi="Times New Roman" w:eastAsia="Times New Roman" w:cs="Times New Roman"/>
+          <w:b w:val="0"/>
+          <w:i w:val="1"/>
+          <w:sz w:val="24"/>
+          <w:szCs w:val="24"/>
+        </w:rPr>
+        <w:t>Рисунок 12 – Итоговый расчёт количества и стоимости товаров.</w:t>
       </w:r>
     </w:p>
     <w:p>
@@ -5370,7 +5421,7 @@
     </w:p>
     <w:p>
       <w:pPr>
-        <w:spacing w:after="120"/>
+        <w:spacing w:after="160" w:before="80"/>
         <w:ind w:firstLine="0"/>
         <w:jc w:val="center"/>
         <w:rPr>
@@ -5379,10 +5430,13 @@
       </w:pPr>
       <w:r>
         <w:rPr>
-          <w:i/>
-          <w:szCs w:val="28"/>
-        </w:rPr>
-        <w:t>Рис. 13 – Результат запуска автоматизированных тестов.</w:t>
+          <w:rFonts w:ascii="Times New Roman" w:hAnsi="Times New Roman" w:eastAsia="Times New Roman" w:cs="Times New Roman"/>
+          <w:b w:val="0"/>
+          <w:i w:val="1"/>
+          <w:sz w:val="24"/>
+          <w:szCs w:val="24"/>
+        </w:rPr>
+        <w:t>Рисунок 13 – Результат запуска автоматизированных тестов.</w:t>
       </w:r>
     </w:p>
     <w:p>
@@ -5509,8 +5563,9 @@
             </w:pPr>
             <w:r>
               <w:rPr>
-                <w:rFonts w:ascii="Consolas" w:hAnsi="Consolas"/>
-                <w:szCs w:val="28"/>
+                <w:rFonts w:ascii="Courier New" w:hAnsi="Courier New" w:eastAsia="Courier New" w:cs="Courier New"/>
+                <w:sz w:val="24"/>
+                <w:szCs w:val="24"/>
               </w:rPr>
               <w:t>git clone &lt;url&gt;</w:t>
             </w:r>
@@ -5553,8 +5608,9 @@
             </w:pPr>
             <w:r>
               <w:rPr>
-                <w:rFonts w:ascii="Consolas" w:hAnsi="Consolas"/>
-                <w:szCs w:val="28"/>
+                <w:rFonts w:ascii="Courier New" w:hAnsi="Courier New" w:eastAsia="Courier New" w:cs="Courier New"/>
+                <w:sz w:val="24"/>
+                <w:szCs w:val="24"/>
               </w:rPr>
               <w:t>git status</w:t>
             </w:r>
@@ -5597,8 +5653,9 @@
             </w:pPr>
             <w:r>
               <w:rPr>
-                <w:rFonts w:ascii="Consolas" w:hAnsi="Consolas"/>
-                <w:szCs w:val="28"/>
+                <w:rFonts w:ascii="Courier New" w:hAnsi="Courier New" w:eastAsia="Courier New" w:cs="Courier New"/>
+                <w:sz w:val="24"/>
+                <w:szCs w:val="24"/>
               </w:rPr>
               <w:t>git add &lt;файл&gt;</w:t>
             </w:r>
@@ -5641,8 +5698,9 @@
             </w:pPr>
             <w:r>
               <w:rPr>
-                <w:rFonts w:ascii="Consolas" w:hAnsi="Consolas"/>
-                <w:szCs w:val="28"/>
+                <w:rFonts w:ascii="Courier New" w:hAnsi="Courier New" w:eastAsia="Courier New" w:cs="Courier New"/>
+                <w:sz w:val="24"/>
+                <w:szCs w:val="24"/>
               </w:rPr>
               <w:t>git add .</w:t>
             </w:r>
@@ -5685,8 +5743,9 @@
             </w:pPr>
             <w:r>
               <w:rPr>
-                <w:rFonts w:ascii="Consolas" w:hAnsi="Consolas"/>
-                <w:szCs w:val="28"/>
+                <w:rFonts w:ascii="Courier New" w:hAnsi="Courier New" w:eastAsia="Courier New" w:cs="Courier New"/>
+                <w:sz w:val="24"/>
+                <w:szCs w:val="24"/>
               </w:rPr>
               <w:t>git commit -m "сообщение"</w:t>
             </w:r>
@@ -5729,8 +5788,9 @@
             </w:pPr>
             <w:r>
               <w:rPr>
-                <w:rFonts w:ascii="Consolas" w:hAnsi="Consolas"/>
-                <w:szCs w:val="28"/>
+                <w:rFonts w:ascii="Courier New" w:hAnsi="Courier New" w:eastAsia="Courier New" w:cs="Courier New"/>
+                <w:sz w:val="24"/>
+                <w:szCs w:val="24"/>
               </w:rPr>
               <w:t>git push</w:t>
             </w:r>
@@ -5774,23 +5834,26 @@
             </w:pPr>
             <w:r>
               <w:rPr>
-                <w:rFonts w:ascii="Consolas" w:hAnsi="Consolas"/>
-                <w:szCs w:val="28"/>
+                <w:rFonts w:ascii="Courier New" w:hAnsi="Courier New" w:eastAsia="Courier New" w:cs="Courier New"/>
+                <w:sz w:val="24"/>
+                <w:szCs w:val="24"/>
                 <w:lang w:val="en-US"/>
               </w:rPr>
               <w:t>git push -u origin &lt;</w:t>
             </w:r>
             <w:r>
               <w:rPr>
-                <w:rFonts w:ascii="Consolas" w:hAnsi="Consolas"/>
-                <w:szCs w:val="28"/>
+                <w:rFonts w:ascii="Courier New" w:hAnsi="Courier New" w:eastAsia="Courier New" w:cs="Courier New"/>
+                <w:sz w:val="24"/>
+                <w:szCs w:val="24"/>
               </w:rPr>
               <w:t>ветка</w:t>
             </w:r>
             <w:r>
               <w:rPr>
-                <w:rFonts w:ascii="Consolas" w:hAnsi="Consolas"/>
-                <w:szCs w:val="28"/>
+                <w:rFonts w:ascii="Courier New" w:hAnsi="Courier New" w:eastAsia="Courier New" w:cs="Courier New"/>
+                <w:sz w:val="24"/>
+                <w:szCs w:val="24"/>
                 <w:lang w:val="en-US"/>
               </w:rPr>
               <w:t>&gt;</w:t>
@@ -5834,8 +5897,9 @@
             </w:pPr>
             <w:r>
               <w:rPr>
-                <w:rFonts w:ascii="Consolas" w:hAnsi="Consolas"/>
-                <w:szCs w:val="28"/>
+                <w:rFonts w:ascii="Courier New" w:hAnsi="Courier New" w:eastAsia="Courier New" w:cs="Courier New"/>
+                <w:sz w:val="24"/>
+                <w:szCs w:val="24"/>
               </w:rPr>
               <w:t>git pull</w:t>
             </w:r>
@@ -5878,8 +5942,9 @@
             </w:pPr>
             <w:r>
               <w:rPr>
-                <w:rFonts w:ascii="Consolas" w:hAnsi="Consolas"/>
-                <w:szCs w:val="28"/>
+                <w:rFonts w:ascii="Courier New" w:hAnsi="Courier New" w:eastAsia="Courier New" w:cs="Courier New"/>
+                <w:sz w:val="24"/>
+                <w:szCs w:val="24"/>
               </w:rPr>
               <w:t>git log --oneline</w:t>
             </w:r>
@@ -6020,7 +6085,7 @@
     </w:p>
     <w:p>
       <w:pPr>
-        <w:spacing w:after="120"/>
+        <w:spacing w:after="160" w:before="80"/>
         <w:ind w:firstLine="0"/>
         <w:jc w:val="center"/>
         <w:rPr>
@@ -6029,10 +6094,13 @@
       </w:pPr>
       <w:r>
         <w:rPr>
-          <w:i/>
-          <w:szCs w:val="28"/>
-        </w:rPr>
-        <w:t>Рис. 14 – Последовательный запуск run_lab.py, часть 1.</w:t>
+          <w:rFonts w:ascii="Times New Roman" w:hAnsi="Times New Roman" w:eastAsia="Times New Roman" w:cs="Times New Roman"/>
+          <w:b w:val="0"/>
+          <w:i w:val="1"/>
+          <w:sz w:val="24"/>
+          <w:szCs w:val="24"/>
+        </w:rPr>
+        <w:t>Рисунок 14 – Последовательный запуск run_lab.py, часть 1.</w:t>
       </w:r>
     </w:p>
     <w:p>
@@ -6087,7 +6155,7 @@
     </w:p>
     <w:p>
       <w:pPr>
-        <w:spacing w:after="120"/>
+        <w:spacing w:after="160" w:before="80"/>
         <w:ind w:firstLine="0"/>
         <w:jc w:val="center"/>
         <w:rPr>
@@ -6099,18 +6167,15 @@
       </w:pPr>
       <w:r>
         <w:rPr>
-          <w:i/>
-          <w:szCs w:val="28"/>
-        </w:rPr>
-        <w:t>Рис. 15 – Последовательный запуск run_lab.py, часть 2.</w:t>
+          <w:rFonts w:ascii="Times New Roman" w:hAnsi="Times New Roman" w:eastAsia="Times New Roman" w:cs="Times New Roman"/>
+          <w:b w:val="0"/>
+          <w:i w:val="1"/>
+          <w:sz w:val="24"/>
+          <w:szCs w:val="24"/>
+        </w:rPr>
+        <w:t>Рисунок 15 – Последовательный запуск run_lab.py, часть 2.</w:t>
       </w:r>
       <w:bookmarkStart w:id="19" w:name="_Toc241138930"/>
-      <w:r>
-        <w:rPr>
-          <w:szCs w:val="28"/>
-        </w:rPr>
-        <w:br w:type="page"/>
-      </w:r>
     </w:p>
     <w:p>
       <w:pPr>
@@ -6438,7 +6503,7 @@
       <w:headerReference w:type="first" r:id="rId33"/>
       <w:footerReference w:type="first" r:id="rId34"/>
       <w:pgSz w:w="11906" w:h="16838"/>
-      <w:pgMar w:top="1134" w:right="850" w:bottom="1134" w:left="1417" w:header="652" w:footer="624" w:gutter="0"/>
+      <w:pgMar w:top="1134" w:right="1134" w:bottom="1134" w:left="1134" w:header="652" w:footer="624" w:gutter="0"/>
       <w:cols w:space="708"/>
       <w:titlePg/>
       <w:docGrid w:linePitch="381"/>
@@ -10657,12 +10722,12 @@
     <w:qFormat/>
     <w:rsid w:val="00B647AC"/>
     <w:pPr>
-      <w:spacing w:after="0" w:line="360" w:lineRule="auto"/>
-      <w:ind w:firstLine="709"/>
+      <w:spacing w:after="0" w:line="360" w:lineRule="auto" w:before="0"/>
+      <w:ind w:firstLine="709" w:left="0" w:right="0"/>
       <w:jc w:val="both"/>
     </w:pPr>
     <w:rPr>
-      <w:rFonts w:ascii="Times New Roman" w:hAnsi="Times New Roman"/>
+      <w:rFonts w:ascii="Times New Roman" w:hAnsi="Times New Roman" w:eastAsia="Times New Roman" w:cs="Times New Roman"/>
       <w:sz w:val="28"/>
     </w:rPr>
   </w:style>
@@ -10677,7 +10742,7 @@
     <w:pPr>
       <w:keepNext/>
       <w:keepLines/>
-      <w:spacing w:after="200" w:line="276" w:lineRule="auto"/>
+      <w:spacing w:after="200" w:line="276" w:lineRule="auto" w:before="0"/>
       <w:ind w:firstLine="0"/>
       <w:jc w:val="center"/>
       <w:outlineLvl w:val="0"/>
@@ -11405,13 +11470,14 @@
     <w:name w:val="CodeBlock"/>
     <w:rsid w:val="00612E8E"/>
     <w:pPr>
-      <w:spacing w:after="0" w:line="240" w:lineRule="auto"/>
+      <w:spacing w:after="0" w:line="240" w:lineRule="auto" w:before="0"/>
+      <w:ind w:firstLine="0" w:left="0" w:right="0"/>
     </w:pPr>
     <w:rPr>
-      <w:rFonts w:ascii="Consolas" w:eastAsia="Consolas" w:hAnsi="Consolas"/>
+      <w:rFonts w:ascii="Courier New" w:eastAsia="Courier New" w:hAnsi="Courier New" w:cs="Courier New"/>
       <w:kern w:val="0"/>
-      <w:sz w:val="18"/>
-      <w:szCs w:val="22"/>
+      <w:sz w:val="24"/>
+      <w:szCs w:val="24"/>
       <w:lang w:val="en-US"/>
       <w14:ligatures w14:val="none"/>
     </w:rPr>

--- a/ЛР1_Б.ПИН.РИС-24.06_Дутикова Ксения Дмитриевна.docx
+++ b/ЛР1_Б.ПИН.РИС-24.06_Дутикова Ксения Дмитриевна.docx
@@ -1,6 +1,6 @@
 
 <file path=word/document.xml><?xml version="1.0" encoding="utf-8"?>
-<w:document xmlns:wpc="http://schemas.microsoft.com/office/word/2010/wordprocessingCanvas" xmlns:cx="http://schemas.microsoft.com/office/drawing/2014/chartex" xmlns:cx1="http://schemas.microsoft.com/office/drawing/2015/9/8/chartex" xmlns:cx2="http://schemas.microsoft.com/office/drawing/2015/10/21/chartex" xmlns:cx3="http://schemas.microsoft.com/office/drawing/2016/5/9/chartex" xmlns:cx4="http://schemas.microsoft.com/office/drawing/2016/5/10/chartex" xmlns:cx5="http://schemas.microsoft.com/office/drawing/2016/5/11/chartex" xmlns:cx6="http://schemas.microsoft.com/office/drawing/2016/5/12/chartex" xmlns:cx7="http://schemas.microsoft.com/office/drawing/2016/5/13/chartex" xmlns:cx8="http://schemas.microsoft.com/office/drawing/2016/5/14/chartex" xmlns:mc="http://schemas.openxmlformats.org/markup-compatibility/2006" xmlns:aink="http://schemas.microsoft.com/office/drawing/2016/ink" xmlns:am3d="http://schemas.microsoft.com/office/drawing/2017/model3d" xmlns:o="urn:schemas-microsoft-com:office:office" xmlns:oel="http://schemas.microsoft.com/office/2019/extlst" xmlns:r="http://schemas.openxmlformats.org/officeDocument/2006/relationships" xmlns:m="http://schemas.openxmlformats.org/officeDocument/2006/math" xmlns:v="urn:schemas-microsoft-com:vml" xmlns:wp14="http://schemas.microsoft.com/office/word/2010/wordprocessingDrawing" xmlns:wp="http://schemas.openxmlformats.org/drawingml/2006/wordprocessingDrawing" xmlns:w10="urn:schemas-microsoft-com:office:word" xmlns:w="http://schemas.openxmlformats.org/wordprocessingml/2006/main" xmlns:w14="http://schemas.microsoft.com/office/word/2010/wordml" xmlns:w15="http://schemas.microsoft.com/office/word/2012/wordml" xmlns:w16cex="http://schemas.microsoft.com/office/word/2018/wordml/cex" xmlns:w16cid="http://schemas.microsoft.com/office/word/2016/wordml/cid" xmlns:w16="http://schemas.microsoft.com/office/word/2018/wordml" xmlns:w16sdtdh="http://schemas.microsoft.com/office/word/2020/wordml/sdtdatahash" xmlns:w16se="http://schemas.microsoft.com/office/word/2015/wordml/symex" xmlns:wpg="http://schemas.microsoft.com/office/word/2010/wordprocessingGroup" xmlns:wpi="http://schemas.microsoft.com/office/word/2010/wordprocessingInk" xmlns:wne="http://schemas.microsoft.com/office/word/2006/wordml" xmlns:wps="http://schemas.microsoft.com/office/word/2010/wordprocessingShape" mc:Ignorable="w14 w15 w16se w16cid w16 w16cex w16sdtdh wp14">
+<w:document xmlns:wpc="http://schemas.microsoft.com/office/word/2010/wordprocessingCanvas" xmlns:mc="http://schemas.openxmlformats.org/markup-compatibility/2006" xmlns:o="urn:schemas-microsoft-com:office:office" xmlns:r="http://schemas.openxmlformats.org/officeDocument/2006/relationships" xmlns:m="http://schemas.openxmlformats.org/officeDocument/2006/math" xmlns:v="urn:schemas-microsoft-com:vml" xmlns:wp14="http://schemas.microsoft.com/office/word/2010/wordprocessingDrawing" xmlns:wp="http://schemas.openxmlformats.org/drawingml/2006/wordprocessingDrawing" xmlns:w10="urn:schemas-microsoft-com:office:word" xmlns:w="http://schemas.openxmlformats.org/wordprocessingml/2006/main" xmlns:w14="http://schemas.microsoft.com/office/word/2010/wordml" xmlns:w15="http://schemas.microsoft.com/office/word/2012/wordml" xmlns:wpg="http://schemas.microsoft.com/office/word/2010/wordprocessingGroup" xmlns:wpi="http://schemas.microsoft.com/office/word/2010/wordprocessingInk" xmlns:wne="http://schemas.microsoft.com/office/word/2006/wordml" xmlns:wps="http://schemas.microsoft.com/office/word/2010/wordprocessingShape" mc:Ignorable="w14 w15 wp14">
   <w:body>
     <w:p>
       <w:pPr>
@@ -154,7 +154,6 @@
       </w:pPr>
       <w:r>
         <w:rPr>
-          <w:b w:val="0"/>
           <w:szCs w:val="28"/>
         </w:rPr>
         <w:t>Отчёт по лабораторной работе № 1</w:t>
@@ -171,7 +170,6 @@
       </w:pPr>
       <w:r>
         <w:rPr>
-          <w:b w:val="0"/>
           <w:szCs w:val="28"/>
         </w:rPr>
         <w:t>по дисциплине «Теория алгоритмов»</w:t>
@@ -188,7 +186,6 @@
       </w:pPr>
       <w:r>
         <w:rPr>
-          <w:b w:val="0"/>
           <w:szCs w:val="28"/>
         </w:rPr>
         <w:t>«Введение в язык программирования Python»</w:t>
@@ -322,7 +319,6 @@
       </w:pPr>
       <w:r>
         <w:rPr>
-          <w:rFonts w:ascii="Times New Roman" w:hAnsi="Times New Roman" w:eastAsia="Times New Roman" w:cs="Times New Roman"/>
           <w:szCs w:val="28"/>
         </w:rPr>
         <w:t>Проверила: Лисничук Арина Бахытжановна</w:t>
@@ -354,6 +350,44 @@
           <w:szCs w:val="28"/>
         </w:rPr>
       </w:pPr>
+    </w:p>
+    <w:p>
+      <w:pPr>
+        <w:ind w:firstLine="0"/>
+        <w:jc w:val="center"/>
+        <w:rPr>
+          <w:szCs w:val="28"/>
+        </w:rPr>
+      </w:pPr>
+    </w:p>
+    <w:p>
+      <w:pPr>
+        <w:ind w:firstLine="0"/>
+        <w:jc w:val="center"/>
+        <w:rPr>
+          <w:szCs w:val="28"/>
+        </w:rPr>
+      </w:pPr>
+    </w:p>
+    <w:p>
+      <w:pPr>
+        <w:ind w:firstLine="0"/>
+        <w:jc w:val="center"/>
+        <w:rPr>
+          <w:szCs w:val="28"/>
+        </w:rPr>
+      </w:pPr>
+    </w:p>
+    <w:p>
+      <w:pPr>
+        <w:ind w:firstLine="0"/>
+        <w:jc w:val="center"/>
+        <w:rPr>
+          <w:szCs w:val="28"/>
+        </w:rPr>
+      </w:pPr>
+      <w:bookmarkStart w:id="0" w:name="_GoBack"/>
+      <w:bookmarkEnd w:id="0"/>
     </w:p>
     <w:p>
       <w:pPr>
@@ -425,7 +459,7 @@
           <w:r>
             <w:rPr>
               <w:rFonts w:ascii="Times New Roman" w:hAnsi="Times New Roman" w:cs="Times New Roman"/>
-              <w:b w:val="1"/>
+              <w:b/>
               <w:bCs/>
               <w:color w:val="000000" w:themeColor="text1"/>
               <w:sz w:val="28"/>
@@ -2041,7 +2075,7 @@
           <w:szCs w:val="28"/>
         </w:rPr>
       </w:pPr>
-      <w:bookmarkStart w:id="0" w:name="_Toc241138911"/>
+      <w:bookmarkStart w:id="1" w:name="_Toc241138911"/>
       <w:r>
         <w:rPr>
           <w:szCs w:val="28"/>
@@ -2049,7 +2083,7 @@
         <w:lastRenderedPageBreak/>
         <w:t>1. Задание</w:t>
       </w:r>
-      <w:bookmarkEnd w:id="0"/>
+      <w:bookmarkEnd w:id="1"/>
     </w:p>
     <w:p>
       <w:pPr>
@@ -2102,7 +2136,7 @@
           <w:szCs w:val="28"/>
         </w:rPr>
       </w:pPr>
-      <w:bookmarkStart w:id="1" w:name="_Toc241138912"/>
+      <w:bookmarkStart w:id="2" w:name="_Toc241138912"/>
       <w:r>
         <w:rPr>
           <w:szCs w:val="28"/>
@@ -2124,7 +2158,7 @@
         <w:lastRenderedPageBreak/>
         <w:t>2. Описание проделанной работы</w:t>
       </w:r>
-      <w:bookmarkEnd w:id="1"/>
+      <w:bookmarkEnd w:id="2"/>
     </w:p>
     <w:p>
       <w:pPr>
@@ -2133,14 +2167,14 @@
           <w:szCs w:val="28"/>
         </w:rPr>
       </w:pPr>
-      <w:bookmarkStart w:id="2" w:name="_Toc241138913"/>
+      <w:bookmarkStart w:id="3" w:name="_Toc241138913"/>
       <w:r>
         <w:rPr>
           <w:szCs w:val="28"/>
         </w:rPr>
         <w:t>2.1. Организация проекта</w:t>
       </w:r>
-      <w:bookmarkEnd w:id="2"/>
+      <w:bookmarkEnd w:id="3"/>
     </w:p>
     <w:p>
       <w:pPr>
@@ -2167,6 +2201,7 @@
         <w:rPr>
           <w:noProof/>
           <w:szCs w:val="28"/>
+          <w:lang w:eastAsia="ru-RU"/>
         </w:rPr>
         <w:drawing>
           <wp:inline distT="0" distB="0" distL="0" distR="0" wp14:anchorId="58726EC8" wp14:editId="3910CAD2">
@@ -2207,7 +2242,7 @@
     </w:p>
     <w:p>
       <w:pPr>
-        <w:spacing w:after="160" w:before="80"/>
+        <w:spacing w:before="80" w:after="160"/>
         <w:ind w:firstLine="0"/>
         <w:jc w:val="center"/>
         <w:rPr>
@@ -2216,11 +2251,8 @@
       </w:pPr>
       <w:r>
         <w:rPr>
-          <w:rFonts w:ascii="Times New Roman" w:hAnsi="Times New Roman" w:eastAsia="Times New Roman" w:cs="Times New Roman"/>
-          <w:b w:val="0"/>
-          <w:i w:val="1"/>
+          <w:i/>
           <w:sz w:val="24"/>
-          <w:szCs w:val="24"/>
         </w:rPr>
         <w:t>Рисунок 1 – Состав репозитория LAB1 на GitHub.</w:t>
       </w:r>
@@ -2245,14 +2277,14 @@
           <w:szCs w:val="28"/>
         </w:rPr>
       </w:pPr>
-      <w:bookmarkStart w:id="3" w:name="_Toc241138914"/>
+      <w:bookmarkStart w:id="4" w:name="_Toc241138914"/>
       <w:r>
         <w:rPr>
           <w:szCs w:val="28"/>
         </w:rPr>
         <w:t>2.2. Выполнение модулей-заданий</w:t>
       </w:r>
-      <w:bookmarkEnd w:id="3"/>
+      <w:bookmarkEnd w:id="4"/>
     </w:p>
     <w:p>
       <w:pPr>
@@ -2271,11 +2303,11 @@
       <w:pPr>
         <w:pStyle w:val="3"/>
       </w:pPr>
-      <w:bookmarkStart w:id="4" w:name="_Toc241138915"/>
+      <w:bookmarkStart w:id="5" w:name="_Toc241138915"/>
       <w:r>
         <w:t>2.2.1. 00_distance.py – таблица расстояний</w:t>
       </w:r>
-      <w:bookmarkEnd w:id="4"/>
+      <w:bookmarkEnd w:id="5"/>
     </w:p>
     <w:p>
       <w:pPr>
@@ -2304,7 +2336,7 @@
         <w:tblLook w:val="04A0" w:firstRow="1" w:lastRow="0" w:firstColumn="1" w:lastColumn="0" w:noHBand="0" w:noVBand="1"/>
       </w:tblPr>
       <w:tblGrid>
-        <w:gridCol w:w="9639"/>
+        <w:gridCol w:w="9638"/>
       </w:tblGrid>
       <w:tr>
         <w:trPr>
@@ -2513,6 +2545,7 @@
         <w:rPr>
           <w:noProof/>
           <w:szCs w:val="28"/>
+          <w:lang w:eastAsia="ru-RU"/>
         </w:rPr>
         <w:drawing>
           <wp:inline distT="0" distB="0" distL="0" distR="0" wp14:anchorId="54419DCC" wp14:editId="744F8E32">
@@ -2553,7 +2586,7 @@
     </w:p>
     <w:p>
       <w:pPr>
-        <w:spacing w:after="160" w:before="80"/>
+        <w:spacing w:before="80" w:after="160"/>
         <w:ind w:firstLine="0"/>
         <w:jc w:val="center"/>
         <w:rPr>
@@ -2562,11 +2595,8 @@
       </w:pPr>
       <w:r>
         <w:rPr>
-          <w:rFonts w:ascii="Times New Roman" w:hAnsi="Times New Roman" w:eastAsia="Times New Roman" w:cs="Times New Roman"/>
-          <w:b w:val="0"/>
-          <w:i w:val="1"/>
+          <w:i/>
           <w:sz w:val="24"/>
-          <w:szCs w:val="24"/>
         </w:rPr>
         <w:t>Рисунок 2 – Результат расчёта расстояний между городами.</w:t>
       </w:r>
@@ -2575,11 +2605,11 @@
       <w:pPr>
         <w:pStyle w:val="3"/>
       </w:pPr>
-      <w:bookmarkStart w:id="5" w:name="_Toc241138916"/>
+      <w:bookmarkStart w:id="6" w:name="_Toc241138916"/>
       <w:r>
         <w:t>2.2.2. 01_circle.py – площадь круга и проверка точек</w:t>
       </w:r>
-      <w:bookmarkEnd w:id="5"/>
+      <w:bookmarkEnd w:id="6"/>
     </w:p>
     <w:p>
       <w:pPr>
@@ -2601,7 +2631,7 @@
         <w:tblLook w:val="04A0" w:firstRow="1" w:lastRow="0" w:firstColumn="1" w:lastColumn="0" w:noHBand="0" w:noVBand="1"/>
       </w:tblPr>
       <w:tblGrid>
-        <w:gridCol w:w="9639"/>
+        <w:gridCol w:w="9638"/>
       </w:tblGrid>
       <w:tr>
         <w:trPr>
@@ -2728,6 +2758,7 @@
         <w:rPr>
           <w:noProof/>
           <w:szCs w:val="28"/>
+          <w:lang w:eastAsia="ru-RU"/>
         </w:rPr>
         <w:drawing>
           <wp:inline distT="0" distB="0" distL="0" distR="0" wp14:anchorId="2B0F145E" wp14:editId="7C8D2BE4">
@@ -2768,7 +2799,7 @@
     </w:p>
     <w:p>
       <w:pPr>
-        <w:spacing w:after="160" w:before="80"/>
+        <w:spacing w:before="80" w:after="160"/>
         <w:ind w:firstLine="0"/>
         <w:jc w:val="center"/>
         <w:rPr>
@@ -2777,11 +2808,8 @@
       </w:pPr>
       <w:r>
         <w:rPr>
-          <w:rFonts w:ascii="Times New Roman" w:hAnsi="Times New Roman" w:eastAsia="Times New Roman" w:cs="Times New Roman"/>
-          <w:b w:val="0"/>
-          <w:i w:val="1"/>
+          <w:i/>
           <w:sz w:val="24"/>
-          <w:szCs w:val="24"/>
         </w:rPr>
         <w:t>Рисунок 3 – Проверка площади круга и положения точек.</w:t>
       </w:r>
@@ -2790,11 +2818,11 @@
       <w:pPr>
         <w:pStyle w:val="3"/>
       </w:pPr>
-      <w:bookmarkStart w:id="6" w:name="_Toc241138917"/>
+      <w:bookmarkStart w:id="7" w:name="_Toc241138917"/>
       <w:r>
         <w:t>2.2.3. 02_operations.py – арифметическое выражение</w:t>
       </w:r>
-      <w:bookmarkEnd w:id="6"/>
+      <w:bookmarkEnd w:id="7"/>
     </w:p>
     <w:p>
       <w:pPr>
@@ -2816,7 +2844,7 @@
         <w:tblLook w:val="04A0" w:firstRow="1" w:lastRow="0" w:firstColumn="1" w:lastColumn="0" w:noHBand="0" w:noVBand="1"/>
       </w:tblPr>
       <w:tblGrid>
-        <w:gridCol w:w="9639"/>
+        <w:gridCol w:w="9638"/>
       </w:tblGrid>
       <w:tr>
         <w:trPr>
@@ -2912,6 +2940,7 @@
         <w:rPr>
           <w:noProof/>
           <w:szCs w:val="28"/>
+          <w:lang w:eastAsia="ru-RU"/>
         </w:rPr>
         <w:drawing>
           <wp:inline distT="0" distB="0" distL="0" distR="0" wp14:anchorId="4ED9D08C" wp14:editId="15227B7B">
@@ -2952,7 +2981,7 @@
     </w:p>
     <w:p>
       <w:pPr>
-        <w:spacing w:after="160" w:before="80"/>
+        <w:spacing w:before="80" w:after="160"/>
         <w:ind w:firstLine="0"/>
         <w:jc w:val="center"/>
         <w:rPr>
@@ -2961,11 +2990,8 @@
       </w:pPr>
       <w:r>
         <w:rPr>
-          <w:rFonts w:ascii="Times New Roman" w:hAnsi="Times New Roman" w:eastAsia="Times New Roman" w:cs="Times New Roman"/>
-          <w:b w:val="0"/>
-          <w:i w:val="1"/>
+          <w:i/>
           <w:sz w:val="24"/>
-          <w:szCs w:val="24"/>
         </w:rPr>
         <w:t>Рисунок 4 – Результат вычисления арифметических выражений.</w:t>
       </w:r>
@@ -2974,11 +3000,11 @@
       <w:pPr>
         <w:pStyle w:val="3"/>
       </w:pPr>
-      <w:bookmarkStart w:id="7" w:name="_Toc241138918"/>
+      <w:bookmarkStart w:id="8" w:name="_Toc241138918"/>
       <w:r>
         <w:t>2.2.4. 03_favorite_movies.py – работа со срезами</w:t>
       </w:r>
-      <w:bookmarkEnd w:id="7"/>
+      <w:bookmarkEnd w:id="8"/>
     </w:p>
     <w:p>
       <w:pPr>
@@ -3000,7 +3026,7 @@
         <w:tblLook w:val="04A0" w:firstRow="1" w:lastRow="0" w:firstColumn="1" w:lastColumn="0" w:noHBand="0" w:noVBand="1"/>
       </w:tblPr>
       <w:tblGrid>
-        <w:gridCol w:w="9639"/>
+        <w:gridCol w:w="9638"/>
       </w:tblGrid>
       <w:tr>
         <w:trPr>
@@ -3098,6 +3124,7 @@
         <w:rPr>
           <w:noProof/>
           <w:szCs w:val="28"/>
+          <w:lang w:eastAsia="ru-RU"/>
         </w:rPr>
         <w:lastRenderedPageBreak/>
         <w:drawing>
@@ -3139,7 +3166,7 @@
     </w:p>
     <w:p>
       <w:pPr>
-        <w:spacing w:after="160" w:before="80"/>
+        <w:spacing w:before="80" w:after="160"/>
         <w:ind w:firstLine="0"/>
         <w:jc w:val="center"/>
         <w:rPr>
@@ -3148,11 +3175,8 @@
       </w:pPr>
       <w:r>
         <w:rPr>
-          <w:rFonts w:ascii="Times New Roman" w:hAnsi="Times New Roman" w:eastAsia="Times New Roman" w:cs="Times New Roman"/>
-          <w:b w:val="0"/>
-          <w:i w:val="1"/>
+          <w:i/>
           <w:sz w:val="24"/>
-          <w:szCs w:val="24"/>
         </w:rPr>
         <w:t>Рисунок 5 – Вывод выбранных названий фильмов.</w:t>
       </w:r>
@@ -3161,11 +3185,11 @@
       <w:pPr>
         <w:pStyle w:val="3"/>
       </w:pPr>
-      <w:bookmarkStart w:id="8" w:name="_Toc241138919"/>
+      <w:bookmarkStart w:id="9" w:name="_Toc241138919"/>
       <w:r>
         <w:t>2.2.5. 04_my_family.py – списки и суммирование</w:t>
       </w:r>
-      <w:bookmarkEnd w:id="8"/>
+      <w:bookmarkEnd w:id="9"/>
     </w:p>
     <w:p>
       <w:pPr>
@@ -3187,7 +3211,7 @@
         <w:tblLook w:val="04A0" w:firstRow="1" w:lastRow="0" w:firstColumn="1" w:lastColumn="0" w:noHBand="0" w:noVBand="1"/>
       </w:tblPr>
       <w:tblGrid>
-        <w:gridCol w:w="9639"/>
+        <w:gridCol w:w="9638"/>
       </w:tblGrid>
       <w:tr>
         <w:trPr>
@@ -3323,6 +3347,7 @@
         <w:rPr>
           <w:noProof/>
           <w:szCs w:val="28"/>
+          <w:lang w:eastAsia="ru-RU"/>
         </w:rPr>
         <w:drawing>
           <wp:inline distT="0" distB="0" distL="0" distR="0" wp14:anchorId="6CAD48BC" wp14:editId="4ECC4A02">
@@ -3363,7 +3388,7 @@
     </w:p>
     <w:p>
       <w:pPr>
-        <w:spacing w:after="160" w:before="80"/>
+        <w:spacing w:before="80" w:after="160"/>
         <w:ind w:firstLine="0"/>
         <w:jc w:val="center"/>
         <w:rPr>
@@ -3372,11 +3397,8 @@
       </w:pPr>
       <w:r>
         <w:rPr>
-          <w:rFonts w:ascii="Times New Roman" w:hAnsi="Times New Roman" w:eastAsia="Times New Roman" w:cs="Times New Roman"/>
-          <w:b w:val="0"/>
-          <w:i w:val="1"/>
+          <w:i/>
           <w:sz w:val="24"/>
-          <w:szCs w:val="24"/>
         </w:rPr>
         <w:t>Рисунок 6 – Расчёт роста отца и общего роста семьи.</w:t>
       </w:r>
@@ -3385,11 +3407,11 @@
       <w:pPr>
         <w:pStyle w:val="3"/>
       </w:pPr>
-      <w:bookmarkStart w:id="9" w:name="_Toc241138920"/>
+      <w:bookmarkStart w:id="10" w:name="_Toc241138920"/>
       <w:r>
         <w:t>2.2.6. 05_zoo.py – изменение списка животных</w:t>
       </w:r>
-      <w:bookmarkEnd w:id="9"/>
+      <w:bookmarkEnd w:id="10"/>
     </w:p>
     <w:p>
       <w:pPr>
@@ -3411,7 +3433,7 @@
         <w:tblLook w:val="04A0" w:firstRow="1" w:lastRow="0" w:firstColumn="1" w:lastColumn="0" w:noHBand="0" w:noVBand="1"/>
       </w:tblPr>
       <w:tblGrid>
-        <w:gridCol w:w="9639"/>
+        <w:gridCol w:w="9638"/>
       </w:tblGrid>
       <w:tr>
         <w:trPr>
@@ -3580,6 +3602,7 @@
         <w:rPr>
           <w:noProof/>
           <w:szCs w:val="28"/>
+          <w:lang w:eastAsia="ru-RU"/>
         </w:rPr>
         <w:drawing>
           <wp:inline distT="0" distB="0" distL="0" distR="0" wp14:anchorId="0E40165B" wp14:editId="4BA65C8D">
@@ -3620,7 +3643,7 @@
     </w:p>
     <w:p>
       <w:pPr>
-        <w:spacing w:after="160" w:before="80"/>
+        <w:spacing w:before="80" w:after="160"/>
         <w:ind w:firstLine="0"/>
         <w:jc w:val="center"/>
         <w:rPr>
@@ -3629,11 +3652,8 @@
       </w:pPr>
       <w:r>
         <w:rPr>
-          <w:rFonts w:ascii="Times New Roman" w:hAnsi="Times New Roman" w:eastAsia="Times New Roman" w:cs="Times New Roman"/>
-          <w:b w:val="0"/>
-          <w:i w:val="1"/>
+          <w:i/>
           <w:sz w:val="24"/>
-          <w:szCs w:val="24"/>
         </w:rPr>
         <w:t>Рисунок 7 – Изменение состава зоопарка и номера клеток.</w:t>
       </w:r>
@@ -3642,11 +3662,11 @@
       <w:pPr>
         <w:pStyle w:val="3"/>
       </w:pPr>
-      <w:bookmarkStart w:id="10" w:name="_Toc241138921"/>
+      <w:bookmarkStart w:id="11" w:name="_Toc241138921"/>
       <w:r>
         <w:t>2.2.7. 06_songs_list.py – длительность песен</w:t>
       </w:r>
-      <w:bookmarkEnd w:id="10"/>
+      <w:bookmarkEnd w:id="11"/>
     </w:p>
     <w:p>
       <w:pPr>
@@ -3668,7 +3688,7 @@
         <w:tblLook w:val="04A0" w:firstRow="1" w:lastRow="0" w:firstColumn="1" w:lastColumn="0" w:noHBand="0" w:noVBand="1"/>
       </w:tblPr>
       <w:tblGrid>
-        <w:gridCol w:w="9639"/>
+        <w:gridCol w:w="9638"/>
       </w:tblGrid>
       <w:tr>
         <w:trPr>
@@ -3820,6 +3840,7 @@
         <w:rPr>
           <w:noProof/>
           <w:szCs w:val="28"/>
+          <w:lang w:eastAsia="ru-RU"/>
         </w:rPr>
         <w:drawing>
           <wp:inline distT="0" distB="0" distL="0" distR="0" wp14:anchorId="48396F9A" wp14:editId="5E7B53BD">
@@ -3860,7 +3881,7 @@
     </w:p>
     <w:p>
       <w:pPr>
-        <w:spacing w:after="160" w:before="80"/>
+        <w:spacing w:before="80" w:after="160"/>
         <w:ind w:firstLine="0"/>
         <w:jc w:val="center"/>
         <w:rPr>
@@ -3869,11 +3890,8 @@
       </w:pPr>
       <w:r>
         <w:rPr>
-          <w:rFonts w:ascii="Times New Roman" w:hAnsi="Times New Roman" w:eastAsia="Times New Roman" w:cs="Times New Roman"/>
-          <w:b w:val="0"/>
-          <w:i w:val="1"/>
+          <w:i/>
           <w:sz w:val="24"/>
-          <w:szCs w:val="24"/>
         </w:rPr>
         <w:t>Рисунок 8 – Суммарная длительность выбранных песен.</w:t>
       </w:r>
@@ -3882,12 +3900,12 @@
       <w:pPr>
         <w:pStyle w:val="3"/>
       </w:pPr>
-      <w:bookmarkStart w:id="11" w:name="_Toc241138922"/>
+      <w:bookmarkStart w:id="12" w:name="_Toc241138922"/>
       <w:r>
         <w:lastRenderedPageBreak/>
         <w:t>2.2.8. 07_secret.py – расшифровка сообщения</w:t>
       </w:r>
-      <w:bookmarkEnd w:id="11"/>
+      <w:bookmarkEnd w:id="12"/>
     </w:p>
     <w:p>
       <w:pPr>
@@ -3909,7 +3927,7 @@
         <w:tblLook w:val="04A0" w:firstRow="1" w:lastRow="0" w:firstColumn="1" w:lastColumn="0" w:noHBand="0" w:noVBand="1"/>
       </w:tblPr>
       <w:tblGrid>
-        <w:gridCol w:w="9639"/>
+        <w:gridCol w:w="9638"/>
       </w:tblGrid>
       <w:tr>
         <w:trPr>
@@ -4023,6 +4041,7 @@
         <w:rPr>
           <w:noProof/>
           <w:szCs w:val="28"/>
+          <w:lang w:eastAsia="ru-RU"/>
         </w:rPr>
         <w:drawing>
           <wp:inline distT="0" distB="0" distL="0" distR="0" wp14:anchorId="3C486FF9" wp14:editId="41FC7607">
@@ -4063,7 +4082,7 @@
     </w:p>
     <w:p>
       <w:pPr>
-        <w:spacing w:after="160" w:before="80"/>
+        <w:spacing w:before="80" w:after="160"/>
         <w:ind w:firstLine="0"/>
         <w:jc w:val="center"/>
         <w:rPr>
@@ -4072,11 +4091,8 @@
       </w:pPr>
       <w:r>
         <w:rPr>
-          <w:rFonts w:ascii="Times New Roman" w:hAnsi="Times New Roman" w:eastAsia="Times New Roman" w:cs="Times New Roman"/>
-          <w:b w:val="0"/>
-          <w:i w:val="1"/>
+          <w:i/>
           <w:sz w:val="24"/>
-          <w:szCs w:val="24"/>
         </w:rPr>
         <w:t>Рисунок 9 – Результат расшифровки сообщения.</w:t>
       </w:r>
@@ -4085,11 +4101,11 @@
       <w:pPr>
         <w:pStyle w:val="3"/>
       </w:pPr>
-      <w:bookmarkStart w:id="12" w:name="_Toc241138923"/>
+      <w:bookmarkStart w:id="13" w:name="_Toc241138923"/>
       <w:r>
         <w:t>2.2.9. 08_garden.py – операции над множествами</w:t>
       </w:r>
-      <w:bookmarkEnd w:id="12"/>
+      <w:bookmarkEnd w:id="13"/>
     </w:p>
     <w:p>
       <w:pPr>
@@ -4111,7 +4127,7 @@
         <w:tblLook w:val="04A0" w:firstRow="1" w:lastRow="0" w:firstColumn="1" w:lastColumn="0" w:noHBand="0" w:noVBand="1"/>
       </w:tblPr>
       <w:tblGrid>
-        <w:gridCol w:w="9639"/>
+        <w:gridCol w:w="9638"/>
       </w:tblGrid>
       <w:tr>
         <w:trPr>
@@ -4225,6 +4241,7 @@
         <w:rPr>
           <w:noProof/>
           <w:szCs w:val="28"/>
+          <w:lang w:eastAsia="ru-RU"/>
         </w:rPr>
         <w:drawing>
           <wp:inline distT="0" distB="0" distL="0" distR="0" wp14:anchorId="0D48CAD4" wp14:editId="3C99EA27">
@@ -4265,7 +4282,7 @@
     </w:p>
     <w:p>
       <w:pPr>
-        <w:spacing w:after="160" w:before="80"/>
+        <w:spacing w:before="80" w:after="160"/>
         <w:ind w:firstLine="0"/>
         <w:jc w:val="center"/>
         <w:rPr>
@@ -4274,11 +4291,8 @@
       </w:pPr>
       <w:r>
         <w:rPr>
-          <w:rFonts w:ascii="Times New Roman" w:hAnsi="Times New Roman" w:eastAsia="Times New Roman" w:cs="Times New Roman"/>
-          <w:b w:val="0"/>
-          <w:i w:val="1"/>
+          <w:i/>
           <w:sz w:val="24"/>
-          <w:szCs w:val="24"/>
         </w:rPr>
         <w:t>Рисунок 10 – Результаты операций над множествами цветов.</w:t>
       </w:r>
@@ -4287,12 +4301,12 @@
       <w:pPr>
         <w:pStyle w:val="3"/>
       </w:pPr>
-      <w:bookmarkStart w:id="13" w:name="_Toc241138924"/>
+      <w:bookmarkStart w:id="14" w:name="_Toc241138924"/>
       <w:r>
         <w:lastRenderedPageBreak/>
         <w:t>2.2.10. 09_shopping.py – минимальные цены</w:t>
       </w:r>
-      <w:bookmarkEnd w:id="13"/>
+      <w:bookmarkEnd w:id="14"/>
     </w:p>
     <w:p>
       <w:pPr>
@@ -4314,7 +4328,7 @@
         <w:tblLook w:val="04A0" w:firstRow="1" w:lastRow="0" w:firstColumn="1" w:lastColumn="0" w:noHBand="0" w:noVBand="1"/>
       </w:tblPr>
       <w:tblGrid>
-        <w:gridCol w:w="9639"/>
+        <w:gridCol w:w="9638"/>
       </w:tblGrid>
       <w:tr>
         <w:trPr>
@@ -4628,6 +4642,7 @@
         <w:rPr>
           <w:noProof/>
           <w:szCs w:val="28"/>
+          <w:lang w:eastAsia="ru-RU"/>
         </w:rPr>
         <w:drawing>
           <wp:inline distT="0" distB="0" distL="0" distR="0" wp14:anchorId="77B8AA6A" wp14:editId="026E92F5">
@@ -4668,7 +4683,7 @@
     </w:p>
     <w:p>
       <w:pPr>
-        <w:spacing w:after="160" w:before="80"/>
+        <w:spacing w:before="80" w:after="160"/>
         <w:ind w:firstLine="0"/>
         <w:jc w:val="center"/>
         <w:rPr>
@@ -4677,11 +4692,8 @@
       </w:pPr>
       <w:r>
         <w:rPr>
-          <w:rFonts w:ascii="Times New Roman" w:hAnsi="Times New Roman" w:eastAsia="Times New Roman" w:cs="Times New Roman"/>
-          <w:b w:val="0"/>
-          <w:i w:val="1"/>
+          <w:i/>
           <w:sz w:val="24"/>
-          <w:szCs w:val="24"/>
         </w:rPr>
         <w:t>Рисунок 11 – Словарь предложений с минимальными ценами.</w:t>
       </w:r>
@@ -4690,11 +4702,11 @@
       <w:pPr>
         <w:pStyle w:val="3"/>
       </w:pPr>
-      <w:bookmarkStart w:id="14" w:name="_Toc241138925"/>
+      <w:bookmarkStart w:id="15" w:name="_Toc241138925"/>
       <w:r>
         <w:t>2.2.11. 10_store.py – подсчёт складских остатков</w:t>
       </w:r>
-      <w:bookmarkEnd w:id="14"/>
+      <w:bookmarkEnd w:id="15"/>
     </w:p>
     <w:p>
       <w:pPr>
@@ -4716,7 +4728,7 @@
         <w:tblLook w:val="04A0" w:firstRow="1" w:lastRow="0" w:firstColumn="1" w:lastColumn="0" w:noHBand="0" w:noVBand="1"/>
       </w:tblPr>
       <w:tblGrid>
-        <w:gridCol w:w="9639"/>
+        <w:gridCol w:w="9638"/>
       </w:tblGrid>
       <w:tr>
         <w:trPr>
@@ -4877,6 +4889,7 @@
         <w:rPr>
           <w:noProof/>
           <w:szCs w:val="28"/>
+          <w:lang w:eastAsia="ru-RU"/>
         </w:rPr>
         <w:drawing>
           <wp:inline distT="0" distB="0" distL="0" distR="0" wp14:anchorId="67086A96" wp14:editId="48EDF56E">
@@ -4917,7 +4930,7 @@
     </w:p>
     <w:p>
       <w:pPr>
-        <w:spacing w:after="160" w:before="80"/>
+        <w:spacing w:before="80" w:after="160"/>
         <w:ind w:firstLine="0"/>
         <w:jc w:val="center"/>
         <w:rPr>
@@ -4926,11 +4939,8 @@
       </w:pPr>
       <w:r>
         <w:rPr>
-          <w:rFonts w:ascii="Times New Roman" w:hAnsi="Times New Roman" w:eastAsia="Times New Roman" w:cs="Times New Roman"/>
-          <w:b w:val="0"/>
-          <w:i w:val="1"/>
+          <w:i/>
           <w:sz w:val="24"/>
-          <w:szCs w:val="24"/>
         </w:rPr>
         <w:t>Рисунок 12 – Итоговый расчёт количества и стоимости товаров.</w:t>
       </w:r>
@@ -4942,14 +4952,14 @@
           <w:szCs w:val="28"/>
         </w:rPr>
       </w:pPr>
-      <w:bookmarkStart w:id="15" w:name="_Toc241138926"/>
+      <w:bookmarkStart w:id="16" w:name="_Toc241138926"/>
       <w:r>
         <w:rPr>
           <w:szCs w:val="28"/>
         </w:rPr>
         <w:t>2.3. Верхнеуровневый модуль run_lab.py</w:t>
       </w:r>
-      <w:bookmarkEnd w:id="15"/>
+      <w:bookmarkEnd w:id="16"/>
     </w:p>
     <w:p>
       <w:pPr>
@@ -4971,7 +4981,7 @@
         <w:tblLook w:val="04A0" w:firstRow="1" w:lastRow="0" w:firstColumn="1" w:lastColumn="0" w:noHBand="0" w:noVBand="1"/>
       </w:tblPr>
       <w:tblGrid>
-        <w:gridCol w:w="9639"/>
+        <w:gridCol w:w="9638"/>
       </w:tblGrid>
       <w:tr>
         <w:trPr>
@@ -5194,14 +5204,14 @@
           <w:szCs w:val="28"/>
         </w:rPr>
       </w:pPr>
-      <w:bookmarkStart w:id="16" w:name="_Toc241138927"/>
+      <w:bookmarkStart w:id="17" w:name="_Toc241138927"/>
       <w:r>
         <w:rPr>
           <w:szCs w:val="28"/>
         </w:rPr>
         <w:t>2.4. Автоматизированное тестирование pytest</w:t>
       </w:r>
-      <w:bookmarkEnd w:id="16"/>
+      <w:bookmarkEnd w:id="17"/>
     </w:p>
     <w:p>
       <w:pPr>
@@ -5223,7 +5233,7 @@
         <w:tblLook w:val="04A0" w:firstRow="1" w:lastRow="0" w:firstColumn="1" w:lastColumn="0" w:noHBand="0" w:noVBand="1"/>
       </w:tblPr>
       <w:tblGrid>
-        <w:gridCol w:w="9639"/>
+        <w:gridCol w:w="9638"/>
       </w:tblGrid>
       <w:tr>
         <w:trPr>
@@ -5380,6 +5390,7 @@
         <w:rPr>
           <w:noProof/>
           <w:szCs w:val="28"/>
+          <w:lang w:eastAsia="ru-RU"/>
         </w:rPr>
         <w:lastRenderedPageBreak/>
         <w:drawing>
@@ -5421,7 +5432,7 @@
     </w:p>
     <w:p>
       <w:pPr>
-        <w:spacing w:after="160" w:before="80"/>
+        <w:spacing w:before="80" w:after="160"/>
         <w:ind w:firstLine="0"/>
         <w:jc w:val="center"/>
         <w:rPr>
@@ -5430,11 +5441,8 @@
       </w:pPr>
       <w:r>
         <w:rPr>
-          <w:rFonts w:ascii="Times New Roman" w:hAnsi="Times New Roman" w:eastAsia="Times New Roman" w:cs="Times New Roman"/>
-          <w:b w:val="0"/>
-          <w:i w:val="1"/>
+          <w:i/>
           <w:sz w:val="24"/>
-          <w:szCs w:val="24"/>
         </w:rPr>
         <w:t>Рисунок 13 – Результат запуска автоматизированных тестов.</w:t>
       </w:r>
@@ -5451,7 +5459,7 @@
           <w:szCs w:val="28"/>
         </w:rPr>
       </w:pPr>
-      <w:bookmarkStart w:id="17" w:name="_Toc241138928"/>
+      <w:bookmarkStart w:id="18" w:name="_Toc241138928"/>
       <w:r>
         <w:rPr>
           <w:szCs w:val="28"/>
@@ -5473,7 +5481,7 @@
         <w:lastRenderedPageBreak/>
         <w:t>3. Шпаргалка по работе с Git</w:t>
       </w:r>
-      <w:bookmarkEnd w:id="17"/>
+      <w:bookmarkEnd w:id="18"/>
     </w:p>
     <w:p>
       <w:pPr>
@@ -5497,7 +5505,7 @@
       </w:tblPr>
       <w:tblGrid>
         <w:gridCol w:w="4814"/>
-        <w:gridCol w:w="4815"/>
+        <w:gridCol w:w="4814"/>
       </w:tblGrid>
       <w:tr>
         <w:trPr>
@@ -5563,9 +5571,8 @@
             </w:pPr>
             <w:r>
               <w:rPr>
-                <w:rFonts w:ascii="Courier New" w:hAnsi="Courier New" w:eastAsia="Courier New" w:cs="Courier New"/>
+                <w:rFonts w:ascii="Courier New" w:eastAsia="Courier New" w:hAnsi="Courier New" w:cs="Courier New"/>
                 <w:sz w:val="24"/>
-                <w:szCs w:val="24"/>
               </w:rPr>
               <w:t>git clone &lt;url&gt;</w:t>
             </w:r>
@@ -5608,9 +5615,8 @@
             </w:pPr>
             <w:r>
               <w:rPr>
-                <w:rFonts w:ascii="Courier New" w:hAnsi="Courier New" w:eastAsia="Courier New" w:cs="Courier New"/>
+                <w:rFonts w:ascii="Courier New" w:eastAsia="Courier New" w:hAnsi="Courier New" w:cs="Courier New"/>
                 <w:sz w:val="24"/>
-                <w:szCs w:val="24"/>
               </w:rPr>
               <w:t>git status</w:t>
             </w:r>
@@ -5653,9 +5659,8 @@
             </w:pPr>
             <w:r>
               <w:rPr>
-                <w:rFonts w:ascii="Courier New" w:hAnsi="Courier New" w:eastAsia="Courier New" w:cs="Courier New"/>
+                <w:rFonts w:ascii="Courier New" w:eastAsia="Courier New" w:hAnsi="Courier New" w:cs="Courier New"/>
                 <w:sz w:val="24"/>
-                <w:szCs w:val="24"/>
               </w:rPr>
               <w:t>git add &lt;файл&gt;</w:t>
             </w:r>
@@ -5698,9 +5703,8 @@
             </w:pPr>
             <w:r>
               <w:rPr>
-                <w:rFonts w:ascii="Courier New" w:hAnsi="Courier New" w:eastAsia="Courier New" w:cs="Courier New"/>
+                <w:rFonts w:ascii="Courier New" w:eastAsia="Courier New" w:hAnsi="Courier New" w:cs="Courier New"/>
                 <w:sz w:val="24"/>
-                <w:szCs w:val="24"/>
               </w:rPr>
               <w:t>git add .</w:t>
             </w:r>
@@ -5743,9 +5747,8 @@
             </w:pPr>
             <w:r>
               <w:rPr>
-                <w:rFonts w:ascii="Courier New" w:hAnsi="Courier New" w:eastAsia="Courier New" w:cs="Courier New"/>
+                <w:rFonts w:ascii="Courier New" w:eastAsia="Courier New" w:hAnsi="Courier New" w:cs="Courier New"/>
                 <w:sz w:val="24"/>
-                <w:szCs w:val="24"/>
               </w:rPr>
               <w:t>git commit -m "сообщение"</w:t>
             </w:r>
@@ -5788,9 +5791,8 @@
             </w:pPr>
             <w:r>
               <w:rPr>
-                <w:rFonts w:ascii="Courier New" w:hAnsi="Courier New" w:eastAsia="Courier New" w:cs="Courier New"/>
+                <w:rFonts w:ascii="Courier New" w:eastAsia="Courier New" w:hAnsi="Courier New" w:cs="Courier New"/>
                 <w:sz w:val="24"/>
-                <w:szCs w:val="24"/>
               </w:rPr>
               <w:t>git push</w:t>
             </w:r>
@@ -5834,26 +5836,23 @@
             </w:pPr>
             <w:r>
               <w:rPr>
-                <w:rFonts w:ascii="Courier New" w:hAnsi="Courier New" w:eastAsia="Courier New" w:cs="Courier New"/>
+                <w:rFonts w:ascii="Courier New" w:eastAsia="Courier New" w:hAnsi="Courier New" w:cs="Courier New"/>
                 <w:sz w:val="24"/>
-                <w:szCs w:val="24"/>
                 <w:lang w:val="en-US"/>
               </w:rPr>
               <w:t>git push -u origin &lt;</w:t>
             </w:r>
             <w:r>
               <w:rPr>
-                <w:rFonts w:ascii="Courier New" w:hAnsi="Courier New" w:eastAsia="Courier New" w:cs="Courier New"/>
+                <w:rFonts w:ascii="Courier New" w:eastAsia="Courier New" w:hAnsi="Courier New" w:cs="Courier New"/>
                 <w:sz w:val="24"/>
-                <w:szCs w:val="24"/>
               </w:rPr>
               <w:t>ветка</w:t>
             </w:r>
             <w:r>
               <w:rPr>
-                <w:rFonts w:ascii="Courier New" w:hAnsi="Courier New" w:eastAsia="Courier New" w:cs="Courier New"/>
+                <w:rFonts w:ascii="Courier New" w:eastAsia="Courier New" w:hAnsi="Courier New" w:cs="Courier New"/>
                 <w:sz w:val="24"/>
-                <w:szCs w:val="24"/>
                 <w:lang w:val="en-US"/>
               </w:rPr>
               <w:t>&gt;</w:t>
@@ -5897,9 +5896,8 @@
             </w:pPr>
             <w:r>
               <w:rPr>
-                <w:rFonts w:ascii="Courier New" w:hAnsi="Courier New" w:eastAsia="Courier New" w:cs="Courier New"/>
+                <w:rFonts w:ascii="Courier New" w:eastAsia="Courier New" w:hAnsi="Courier New" w:cs="Courier New"/>
                 <w:sz w:val="24"/>
-                <w:szCs w:val="24"/>
               </w:rPr>
               <w:t>git pull</w:t>
             </w:r>
@@ -5942,9 +5940,8 @@
             </w:pPr>
             <w:r>
               <w:rPr>
-                <w:rFonts w:ascii="Courier New" w:hAnsi="Courier New" w:eastAsia="Courier New" w:cs="Courier New"/>
+                <w:rFonts w:ascii="Courier New" w:eastAsia="Courier New" w:hAnsi="Courier New" w:cs="Courier New"/>
                 <w:sz w:val="24"/>
-                <w:szCs w:val="24"/>
               </w:rPr>
               <w:t>git log --oneline</w:t>
             </w:r>
@@ -5996,7 +5993,7 @@
           <w:szCs w:val="28"/>
         </w:rPr>
       </w:pPr>
-      <w:bookmarkStart w:id="18" w:name="_Toc241138929"/>
+      <w:bookmarkStart w:id="19" w:name="_Toc241138929"/>
       <w:r>
         <w:rPr>
           <w:szCs w:val="28"/>
@@ -6018,7 +6015,7 @@
         <w:lastRenderedPageBreak/>
         <w:t>4. Итоговые результаты запуска</w:t>
       </w:r>
-      <w:bookmarkEnd w:id="18"/>
+      <w:bookmarkEnd w:id="19"/>
     </w:p>
     <w:p>
       <w:pPr>
@@ -6045,6 +6042,7 @@
         <w:rPr>
           <w:noProof/>
           <w:szCs w:val="28"/>
+          <w:lang w:eastAsia="ru-RU"/>
         </w:rPr>
         <w:drawing>
           <wp:inline distT="0" distB="0" distL="0" distR="0" wp14:anchorId="4D7AD3EB" wp14:editId="6F61246E">
@@ -6085,7 +6083,7 @@
     </w:p>
     <w:p>
       <w:pPr>
-        <w:spacing w:after="160" w:before="80"/>
+        <w:spacing w:before="80" w:after="160"/>
         <w:ind w:firstLine="0"/>
         <w:jc w:val="center"/>
         <w:rPr>
@@ -6094,11 +6092,8 @@
       </w:pPr>
       <w:r>
         <w:rPr>
-          <w:rFonts w:ascii="Times New Roman" w:hAnsi="Times New Roman" w:eastAsia="Times New Roman" w:cs="Times New Roman"/>
-          <w:b w:val="0"/>
-          <w:i w:val="1"/>
+          <w:i/>
           <w:sz w:val="24"/>
-          <w:szCs w:val="24"/>
         </w:rPr>
         <w:t>Рисунок 14 – Последовательный запуск run_lab.py, часть 1.</w:t>
       </w:r>
@@ -6115,6 +6110,7 @@
         <w:rPr>
           <w:noProof/>
           <w:szCs w:val="28"/>
+          <w:lang w:eastAsia="ru-RU"/>
         </w:rPr>
         <w:drawing>
           <wp:inline distT="0" distB="0" distL="0" distR="0" wp14:anchorId="0CA6F40B" wp14:editId="4E346E58">
@@ -6155,7 +6151,7 @@
     </w:p>
     <w:p>
       <w:pPr>
-        <w:spacing w:after="160" w:before="80"/>
+        <w:spacing w:before="80" w:after="160"/>
         <w:ind w:firstLine="0"/>
         <w:jc w:val="center"/>
         <w:rPr>
@@ -6167,15 +6163,12 @@
       </w:pPr>
       <w:r>
         <w:rPr>
-          <w:rFonts w:ascii="Times New Roman" w:hAnsi="Times New Roman" w:eastAsia="Times New Roman" w:cs="Times New Roman"/>
-          <w:b w:val="0"/>
-          <w:i w:val="1"/>
+          <w:i/>
           <w:sz w:val="24"/>
-          <w:szCs w:val="24"/>
         </w:rPr>
         <w:t>Рисунок 15 – Последовательный запуск run_lab.py, часть 2.</w:t>
       </w:r>
-      <w:bookmarkStart w:id="19" w:name="_Toc241138930"/>
+      <w:bookmarkStart w:id="20" w:name="_Toc241138930"/>
     </w:p>
     <w:p>
       <w:pPr>
@@ -6191,7 +6184,7 @@
         <w:lastRenderedPageBreak/>
         <w:t>5. Заключение</w:t>
       </w:r>
-      <w:bookmarkEnd w:id="19"/>
+      <w:bookmarkEnd w:id="20"/>
     </w:p>
     <w:p>
       <w:pPr>
@@ -6254,7 +6247,7 @@
           <w:szCs w:val="28"/>
         </w:rPr>
       </w:pPr>
-      <w:bookmarkStart w:id="20" w:name="_Toc241138931"/>
+      <w:bookmarkStart w:id="21" w:name="_Toc241138931"/>
       <w:r>
         <w:rPr>
           <w:szCs w:val="28"/>
@@ -6276,7 +6269,7 @@
         <w:lastRenderedPageBreak/>
         <w:t>6. Использованные материалы</w:t>
       </w:r>
-      <w:bookmarkEnd w:id="20"/>
+      <w:bookmarkEnd w:id="21"/>
     </w:p>
     <w:p>
       <w:pPr>
@@ -6513,7 +6506,7 @@
 </file>
 
 <file path=word/endnotes.xml><?xml version="1.0" encoding="utf-8"?>
-<w:endnotes xmlns:wpc="http://schemas.microsoft.com/office/word/2010/wordprocessingCanvas" xmlns:cx="http://schemas.microsoft.com/office/drawing/2014/chartex" xmlns:cx1="http://schemas.microsoft.com/office/drawing/2015/9/8/chartex" xmlns:cx2="http://schemas.microsoft.com/office/drawing/2015/10/21/chartex" xmlns:cx3="http://schemas.microsoft.com/office/drawing/2016/5/9/chartex" xmlns:cx4="http://schemas.microsoft.com/office/drawing/2016/5/10/chartex" xmlns:cx5="http://schemas.microsoft.com/office/drawing/2016/5/11/chartex" xmlns:cx6="http://schemas.microsoft.com/office/drawing/2016/5/12/chartex" xmlns:cx7="http://schemas.microsoft.com/office/drawing/2016/5/13/chartex" xmlns:cx8="http://schemas.microsoft.com/office/drawing/2016/5/14/chartex" xmlns:mc="http://schemas.openxmlformats.org/markup-compatibility/2006" xmlns:aink="http://schemas.microsoft.com/office/drawing/2016/ink" xmlns:am3d="http://schemas.microsoft.com/office/drawing/2017/model3d" xmlns:o="urn:schemas-microsoft-com:office:office" xmlns:oel="http://schemas.microsoft.com/office/2019/extlst" xmlns:r="http://schemas.openxmlformats.org/officeDocument/2006/relationships" xmlns:m="http://schemas.openxmlformats.org/officeDocument/2006/math" xmlns:v="urn:schemas-microsoft-com:vml" xmlns:wp14="http://schemas.microsoft.com/office/word/2010/wordprocessingDrawing" xmlns:wp="http://schemas.openxmlformats.org/drawingml/2006/wordprocessingDrawing" xmlns:w10="urn:schemas-microsoft-com:office:word" xmlns:w="http://schemas.openxmlformats.org/wordprocessingml/2006/main" xmlns:w14="http://schemas.microsoft.com/office/word/2010/wordml" xmlns:w15="http://schemas.microsoft.com/office/word/2012/wordml" xmlns:w16cex="http://schemas.microsoft.com/office/word/2018/wordml/cex" xmlns:w16cid="http://schemas.microsoft.com/office/word/2016/wordml/cid" xmlns:w16="http://schemas.microsoft.com/office/word/2018/wordml" xmlns:w16sdtdh="http://schemas.microsoft.com/office/word/2020/wordml/sdtdatahash" xmlns:w16se="http://schemas.microsoft.com/office/word/2015/wordml/symex" xmlns:wpg="http://schemas.microsoft.com/office/word/2010/wordprocessingGroup" xmlns:wpi="http://schemas.microsoft.com/office/word/2010/wordprocessingInk" xmlns:wne="http://schemas.microsoft.com/office/word/2006/wordml" xmlns:wps="http://schemas.microsoft.com/office/word/2010/wordprocessingShape" mc:Ignorable="w14 w15 w16se w16cid w16 w16cex w16sdtdh wp14">
+<w:endnotes xmlns:wpc="http://schemas.microsoft.com/office/word/2010/wordprocessingCanvas" xmlns:mc="http://schemas.openxmlformats.org/markup-compatibility/2006" xmlns:o="urn:schemas-microsoft-com:office:office" xmlns:r="http://schemas.openxmlformats.org/officeDocument/2006/relationships" xmlns:m="http://schemas.openxmlformats.org/officeDocument/2006/math" xmlns:v="urn:schemas-microsoft-com:vml" xmlns:wp14="http://schemas.microsoft.com/office/word/2010/wordprocessingDrawing" xmlns:wp="http://schemas.openxmlformats.org/drawingml/2006/wordprocessingDrawing" xmlns:w10="urn:schemas-microsoft-com:office:word" xmlns:w="http://schemas.openxmlformats.org/wordprocessingml/2006/main" xmlns:w14="http://schemas.microsoft.com/office/word/2010/wordml" xmlns:w15="http://schemas.microsoft.com/office/word/2012/wordml" xmlns:wpg="http://schemas.microsoft.com/office/word/2010/wordprocessingGroup" xmlns:wpi="http://schemas.microsoft.com/office/word/2010/wordprocessingInk" xmlns:wne="http://schemas.microsoft.com/office/word/2006/wordml" xmlns:wps="http://schemas.microsoft.com/office/word/2010/wordprocessingShape" mc:Ignorable="w14 w15 wp14">
   <w:endnote w:type="separator" w:id="-1">
     <w:p>
       <w:pPr>
@@ -6538,7 +6531,7 @@
 </file>
 
 <file path=word/footer1.xml><?xml version="1.0" encoding="utf-8"?>
-<w:ftr xmlns:wpc="http://schemas.microsoft.com/office/word/2010/wordprocessingCanvas" xmlns:cx="http://schemas.microsoft.com/office/drawing/2014/chartex" xmlns:cx1="http://schemas.microsoft.com/office/drawing/2015/9/8/chartex" xmlns:cx2="http://schemas.microsoft.com/office/drawing/2015/10/21/chartex" xmlns:cx3="http://schemas.microsoft.com/office/drawing/2016/5/9/chartex" xmlns:cx4="http://schemas.microsoft.com/office/drawing/2016/5/10/chartex" xmlns:cx5="http://schemas.microsoft.com/office/drawing/2016/5/11/chartex" xmlns:cx6="http://schemas.microsoft.com/office/drawing/2016/5/12/chartex" xmlns:cx7="http://schemas.microsoft.com/office/drawing/2016/5/13/chartex" xmlns:cx8="http://schemas.microsoft.com/office/drawing/2016/5/14/chartex" xmlns:mc="http://schemas.openxmlformats.org/markup-compatibility/2006" xmlns:aink="http://schemas.microsoft.com/office/drawing/2016/ink" xmlns:am3d="http://schemas.microsoft.com/office/drawing/2017/model3d" xmlns:o="urn:schemas-microsoft-com:office:office" xmlns:oel="http://schemas.microsoft.com/office/2019/extlst" xmlns:r="http://schemas.openxmlformats.org/officeDocument/2006/relationships" xmlns:m="http://schemas.openxmlformats.org/officeDocument/2006/math" xmlns:v="urn:schemas-microsoft-com:vml" xmlns:wp14="http://schemas.microsoft.com/office/word/2010/wordprocessingDrawing" xmlns:wp="http://schemas.openxmlformats.org/drawingml/2006/wordprocessingDrawing" xmlns:w10="urn:schemas-microsoft-com:office:word" xmlns:w="http://schemas.openxmlformats.org/wordprocessingml/2006/main" xmlns:w14="http://schemas.microsoft.com/office/word/2010/wordml" xmlns:w15="http://schemas.microsoft.com/office/word/2012/wordml" xmlns:w16cex="http://schemas.microsoft.com/office/word/2018/wordml/cex" xmlns:w16cid="http://schemas.microsoft.com/office/word/2016/wordml/cid" xmlns:w16="http://schemas.microsoft.com/office/word/2018/wordml" xmlns:w16sdtdh="http://schemas.microsoft.com/office/word/2020/wordml/sdtdatahash" xmlns:w16se="http://schemas.microsoft.com/office/word/2015/wordml/symex" xmlns:wpg="http://schemas.microsoft.com/office/word/2010/wordprocessingGroup" xmlns:wpi="http://schemas.microsoft.com/office/word/2010/wordprocessingInk" xmlns:wne="http://schemas.microsoft.com/office/word/2006/wordml" xmlns:wps="http://schemas.microsoft.com/office/word/2010/wordprocessingShape" mc:Ignorable="w14 w15 w16se w16cid w16 w16cex w16sdtdh wp14">
+<w:ftr xmlns:wpc="http://schemas.microsoft.com/office/word/2010/wordprocessingCanvas" xmlns:mc="http://schemas.openxmlformats.org/markup-compatibility/2006" xmlns:o="urn:schemas-microsoft-com:office:office" xmlns:r="http://schemas.openxmlformats.org/officeDocument/2006/relationships" xmlns:m="http://schemas.openxmlformats.org/officeDocument/2006/math" xmlns:v="urn:schemas-microsoft-com:vml" xmlns:wp14="http://schemas.microsoft.com/office/word/2010/wordprocessingDrawing" xmlns:wp="http://schemas.openxmlformats.org/drawingml/2006/wordprocessingDrawing" xmlns:w10="urn:schemas-microsoft-com:office:word" xmlns:w="http://schemas.openxmlformats.org/wordprocessingml/2006/main" xmlns:w14="http://schemas.microsoft.com/office/word/2010/wordml" xmlns:w15="http://schemas.microsoft.com/office/word/2012/wordml" xmlns:wpg="http://schemas.microsoft.com/office/word/2010/wordprocessingGroup" xmlns:wpi="http://schemas.microsoft.com/office/word/2010/wordprocessingInk" xmlns:wne="http://schemas.microsoft.com/office/word/2006/wordml" xmlns:wps="http://schemas.microsoft.com/office/word/2010/wordprocessingShape" mc:Ignorable="w14 w15 wp14">
   <w:p>
     <w:pPr>
       <w:pStyle w:val="af"/>
@@ -6548,7 +6541,7 @@
 </file>
 
 <file path=word/footer2.xml><?xml version="1.0" encoding="utf-8"?>
-<w:ftr xmlns:wpc="http://schemas.microsoft.com/office/word/2010/wordprocessingCanvas" xmlns:cx="http://schemas.microsoft.com/office/drawing/2014/chartex" xmlns:cx1="http://schemas.microsoft.com/office/drawing/2015/9/8/chartex" xmlns:cx2="http://schemas.microsoft.com/office/drawing/2015/10/21/chartex" xmlns:cx3="http://schemas.microsoft.com/office/drawing/2016/5/9/chartex" xmlns:cx4="http://schemas.microsoft.com/office/drawing/2016/5/10/chartex" xmlns:cx5="http://schemas.microsoft.com/office/drawing/2016/5/11/chartex" xmlns:cx6="http://schemas.microsoft.com/office/drawing/2016/5/12/chartex" xmlns:cx7="http://schemas.microsoft.com/office/drawing/2016/5/13/chartex" xmlns:cx8="http://schemas.microsoft.com/office/drawing/2016/5/14/chartex" xmlns:mc="http://schemas.openxmlformats.org/markup-compatibility/2006" xmlns:aink="http://schemas.microsoft.com/office/drawing/2016/ink" xmlns:am3d="http://schemas.microsoft.com/office/drawing/2017/model3d" xmlns:o="urn:schemas-microsoft-com:office:office" xmlns:oel="http://schemas.microsoft.com/office/2019/extlst" xmlns:r="http://schemas.openxmlformats.org/officeDocument/2006/relationships" xmlns:m="http://schemas.openxmlformats.org/officeDocument/2006/math" xmlns:v="urn:schemas-microsoft-com:vml" xmlns:wp14="http://schemas.microsoft.com/office/word/2010/wordprocessingDrawing" xmlns:wp="http://schemas.openxmlformats.org/drawingml/2006/wordprocessingDrawing" xmlns:w10="urn:schemas-microsoft-com:office:word" xmlns:w="http://schemas.openxmlformats.org/wordprocessingml/2006/main" xmlns:w14="http://schemas.microsoft.com/office/word/2010/wordml" xmlns:w15="http://schemas.microsoft.com/office/word/2012/wordml" xmlns:w16cex="http://schemas.microsoft.com/office/word/2018/wordml/cex" xmlns:w16cid="http://schemas.microsoft.com/office/word/2016/wordml/cid" xmlns:w16="http://schemas.microsoft.com/office/word/2018/wordml" xmlns:w16sdtdh="http://schemas.microsoft.com/office/word/2020/wordml/sdtdatahash" xmlns:w16se="http://schemas.microsoft.com/office/word/2015/wordml/symex" xmlns:wpg="http://schemas.microsoft.com/office/word/2010/wordprocessingGroup" xmlns:wpi="http://schemas.microsoft.com/office/word/2010/wordprocessingInk" xmlns:wne="http://schemas.microsoft.com/office/word/2006/wordml" xmlns:wps="http://schemas.microsoft.com/office/word/2010/wordprocessingShape" mc:Ignorable="w14 w15 w16se w16cid w16 w16cex w16sdtdh wp14">
+<w:ftr xmlns:wpc="http://schemas.microsoft.com/office/word/2010/wordprocessingCanvas" xmlns:mc="http://schemas.openxmlformats.org/markup-compatibility/2006" xmlns:o="urn:schemas-microsoft-com:office:office" xmlns:r="http://schemas.openxmlformats.org/officeDocument/2006/relationships" xmlns:m="http://schemas.openxmlformats.org/officeDocument/2006/math" xmlns:v="urn:schemas-microsoft-com:vml" xmlns:wp14="http://schemas.microsoft.com/office/word/2010/wordprocessingDrawing" xmlns:wp="http://schemas.openxmlformats.org/drawingml/2006/wordprocessingDrawing" xmlns:w10="urn:schemas-microsoft-com:office:word" xmlns:w="http://schemas.openxmlformats.org/wordprocessingml/2006/main" xmlns:w14="http://schemas.microsoft.com/office/word/2010/wordml" xmlns:w15="http://schemas.microsoft.com/office/word/2012/wordml" xmlns:wpg="http://schemas.microsoft.com/office/word/2010/wordprocessingGroup" xmlns:wpi="http://schemas.microsoft.com/office/word/2010/wordprocessingInk" xmlns:wne="http://schemas.microsoft.com/office/word/2006/wordml" xmlns:wps="http://schemas.microsoft.com/office/word/2010/wordprocessingShape" mc:Ignorable="w14 w15 wp14">
   <w:sdt>
     <w:sdtPr>
       <w:id w:val="-1351488356"/>
@@ -6557,6 +6550,7 @@
         <w:docPartUnique/>
       </w:docPartObj>
     </w:sdtPr>
+    <w:sdtEndPr/>
     <w:sdtContent>
       <w:p>
         <w:pPr>
@@ -6574,6 +6568,9 @@
           <w:fldChar w:fldCharType="separate"/>
         </w:r>
         <w:r>
+          <w:rPr>
+            <w:noProof/>
+          </w:rPr>
           <w:t>2</w:t>
         </w:r>
         <w:r>
@@ -6591,7 +6588,7 @@
 </file>
 
 <file path=word/footer3.xml><?xml version="1.0" encoding="utf-8"?>
-<w:ftr xmlns:wpc="http://schemas.microsoft.com/office/word/2010/wordprocessingCanvas" xmlns:cx="http://schemas.microsoft.com/office/drawing/2014/chartex" xmlns:cx1="http://schemas.microsoft.com/office/drawing/2015/9/8/chartex" xmlns:cx2="http://schemas.microsoft.com/office/drawing/2015/10/21/chartex" xmlns:cx3="http://schemas.microsoft.com/office/drawing/2016/5/9/chartex" xmlns:cx4="http://schemas.microsoft.com/office/drawing/2016/5/10/chartex" xmlns:cx5="http://schemas.microsoft.com/office/drawing/2016/5/11/chartex" xmlns:cx6="http://schemas.microsoft.com/office/drawing/2016/5/12/chartex" xmlns:cx7="http://schemas.microsoft.com/office/drawing/2016/5/13/chartex" xmlns:cx8="http://schemas.microsoft.com/office/drawing/2016/5/14/chartex" xmlns:mc="http://schemas.openxmlformats.org/markup-compatibility/2006" xmlns:aink="http://schemas.microsoft.com/office/drawing/2016/ink" xmlns:am3d="http://schemas.microsoft.com/office/drawing/2017/model3d" xmlns:o="urn:schemas-microsoft-com:office:office" xmlns:oel="http://schemas.microsoft.com/office/2019/extlst" xmlns:r="http://schemas.openxmlformats.org/officeDocument/2006/relationships" xmlns:m="http://schemas.openxmlformats.org/officeDocument/2006/math" xmlns:v="urn:schemas-microsoft-com:vml" xmlns:wp14="http://schemas.microsoft.com/office/word/2010/wordprocessingDrawing" xmlns:wp="http://schemas.openxmlformats.org/drawingml/2006/wordprocessingDrawing" xmlns:w10="urn:schemas-microsoft-com:office:word" xmlns:w="http://schemas.openxmlformats.org/wordprocessingml/2006/main" xmlns:w14="http://schemas.microsoft.com/office/word/2010/wordml" xmlns:w15="http://schemas.microsoft.com/office/word/2012/wordml" xmlns:w16cex="http://schemas.microsoft.com/office/word/2018/wordml/cex" xmlns:w16cid="http://schemas.microsoft.com/office/word/2016/wordml/cid" xmlns:w16="http://schemas.microsoft.com/office/word/2018/wordml" xmlns:w16sdtdh="http://schemas.microsoft.com/office/word/2020/wordml/sdtdatahash" xmlns:w16se="http://schemas.microsoft.com/office/word/2015/wordml/symex" xmlns:wpg="http://schemas.microsoft.com/office/word/2010/wordprocessingGroup" xmlns:wpi="http://schemas.microsoft.com/office/word/2010/wordprocessingInk" xmlns:wne="http://schemas.microsoft.com/office/word/2006/wordml" xmlns:wps="http://schemas.microsoft.com/office/word/2010/wordprocessingShape" mc:Ignorable="w14 w15 w16se w16cid w16 w16cex w16sdtdh wp14">
+<w:ftr xmlns:wpc="http://schemas.microsoft.com/office/word/2010/wordprocessingCanvas" xmlns:mc="http://schemas.openxmlformats.org/markup-compatibility/2006" xmlns:o="urn:schemas-microsoft-com:office:office" xmlns:r="http://schemas.openxmlformats.org/officeDocument/2006/relationships" xmlns:m="http://schemas.openxmlformats.org/officeDocument/2006/math" xmlns:v="urn:schemas-microsoft-com:vml" xmlns:wp14="http://schemas.microsoft.com/office/word/2010/wordprocessingDrawing" xmlns:wp="http://schemas.openxmlformats.org/drawingml/2006/wordprocessingDrawing" xmlns:w10="urn:schemas-microsoft-com:office:word" xmlns:w="http://schemas.openxmlformats.org/wordprocessingml/2006/main" xmlns:w14="http://schemas.microsoft.com/office/word/2010/wordml" xmlns:w15="http://schemas.microsoft.com/office/word/2012/wordml" xmlns:wpg="http://schemas.microsoft.com/office/word/2010/wordprocessingGroup" xmlns:wpi="http://schemas.microsoft.com/office/word/2010/wordprocessingInk" xmlns:wne="http://schemas.microsoft.com/office/word/2006/wordml" xmlns:wps="http://schemas.microsoft.com/office/word/2010/wordprocessingShape" mc:Ignorable="w14 w15 wp14">
   <w:p>
     <w:pPr>
       <w:pStyle w:val="af"/>
@@ -6607,7 +6604,7 @@
 </file>
 
 <file path=word/footnotes.xml><?xml version="1.0" encoding="utf-8"?>
-<w:footnotes xmlns:wpc="http://schemas.microsoft.com/office/word/2010/wordprocessingCanvas" xmlns:cx="http://schemas.microsoft.com/office/drawing/2014/chartex" xmlns:cx1="http://schemas.microsoft.com/office/drawing/2015/9/8/chartex" xmlns:cx2="http://schemas.microsoft.com/office/drawing/2015/10/21/chartex" xmlns:cx3="http://schemas.microsoft.com/office/drawing/2016/5/9/chartex" xmlns:cx4="http://schemas.microsoft.com/office/drawing/2016/5/10/chartex" xmlns:cx5="http://schemas.microsoft.com/office/drawing/2016/5/11/chartex" xmlns:cx6="http://schemas.microsoft.com/office/drawing/2016/5/12/chartex" xmlns:cx7="http://schemas.microsoft.com/office/drawing/2016/5/13/chartex" xmlns:cx8="http://schemas.microsoft.com/office/drawing/2016/5/14/chartex" xmlns:mc="http://schemas.openxmlformats.org/markup-compatibility/2006" xmlns:aink="http://schemas.microsoft.com/office/drawing/2016/ink" xmlns:am3d="http://schemas.microsoft.com/office/drawing/2017/model3d" xmlns:o="urn:schemas-microsoft-com:office:office" xmlns:oel="http://schemas.microsoft.com/office/2019/extlst" xmlns:r="http://schemas.openxmlformats.org/officeDocument/2006/relationships" xmlns:m="http://schemas.openxmlformats.org/officeDocument/2006/math" xmlns:v="urn:schemas-microsoft-com:vml" xmlns:wp14="http://schemas.microsoft.com/office/word/2010/wordprocessingDrawing" xmlns:wp="http://schemas.openxmlformats.org/drawingml/2006/wordprocessingDrawing" xmlns:w10="urn:schemas-microsoft-com:office:word" xmlns:w="http://schemas.openxmlformats.org/wordprocessingml/2006/main" xmlns:w14="http://schemas.microsoft.com/office/word/2010/wordml" xmlns:w15="http://schemas.microsoft.com/office/word/2012/wordml" xmlns:w16cex="http://schemas.microsoft.com/office/word/2018/wordml/cex" xmlns:w16cid="http://schemas.microsoft.com/office/word/2016/wordml/cid" xmlns:w16="http://schemas.microsoft.com/office/word/2018/wordml" xmlns:w16sdtdh="http://schemas.microsoft.com/office/word/2020/wordml/sdtdatahash" xmlns:w16se="http://schemas.microsoft.com/office/word/2015/wordml/symex" xmlns:wpg="http://schemas.microsoft.com/office/word/2010/wordprocessingGroup" xmlns:wpi="http://schemas.microsoft.com/office/word/2010/wordprocessingInk" xmlns:wne="http://schemas.microsoft.com/office/word/2006/wordml" xmlns:wps="http://schemas.microsoft.com/office/word/2010/wordprocessingShape" mc:Ignorable="w14 w15 w16se w16cid w16 w16cex w16sdtdh wp14">
+<w:footnotes xmlns:wpc="http://schemas.microsoft.com/office/word/2010/wordprocessingCanvas" xmlns:mc="http://schemas.openxmlformats.org/markup-compatibility/2006" xmlns:o="urn:schemas-microsoft-com:office:office" xmlns:r="http://schemas.openxmlformats.org/officeDocument/2006/relationships" xmlns:m="http://schemas.openxmlformats.org/officeDocument/2006/math" xmlns:v="urn:schemas-microsoft-com:vml" xmlns:wp14="http://schemas.microsoft.com/office/word/2010/wordprocessingDrawing" xmlns:wp="http://schemas.openxmlformats.org/drawingml/2006/wordprocessingDrawing" xmlns:w10="urn:schemas-microsoft-com:office:word" xmlns:w="http://schemas.openxmlformats.org/wordprocessingml/2006/main" xmlns:w14="http://schemas.microsoft.com/office/word/2010/wordml" xmlns:w15="http://schemas.microsoft.com/office/word/2012/wordml" xmlns:wpg="http://schemas.microsoft.com/office/word/2010/wordprocessingGroup" xmlns:wpi="http://schemas.microsoft.com/office/word/2010/wordprocessingInk" xmlns:wne="http://schemas.microsoft.com/office/word/2006/wordml" xmlns:wps="http://schemas.microsoft.com/office/word/2010/wordprocessingShape" mc:Ignorable="w14 w15 wp14">
   <w:footnote w:type="separator" w:id="-1">
     <w:p>
       <w:pPr>
@@ -6632,7 +6629,7 @@
 </file>
 
 <file path=word/header1.xml><?xml version="1.0" encoding="utf-8"?>
-<w:hdr xmlns:wpc="http://schemas.microsoft.com/office/word/2010/wordprocessingCanvas" xmlns:cx="http://schemas.microsoft.com/office/drawing/2014/chartex" xmlns:cx1="http://schemas.microsoft.com/office/drawing/2015/9/8/chartex" xmlns:cx2="http://schemas.microsoft.com/office/drawing/2015/10/21/chartex" xmlns:cx3="http://schemas.microsoft.com/office/drawing/2016/5/9/chartex" xmlns:cx4="http://schemas.microsoft.com/office/drawing/2016/5/10/chartex" xmlns:cx5="http://schemas.microsoft.com/office/drawing/2016/5/11/chartex" xmlns:cx6="http://schemas.microsoft.com/office/drawing/2016/5/12/chartex" xmlns:cx7="http://schemas.microsoft.com/office/drawing/2016/5/13/chartex" xmlns:cx8="http://schemas.microsoft.com/office/drawing/2016/5/14/chartex" xmlns:mc="http://schemas.openxmlformats.org/markup-compatibility/2006" xmlns:aink="http://schemas.microsoft.com/office/drawing/2016/ink" xmlns:am3d="http://schemas.microsoft.com/office/drawing/2017/model3d" xmlns:o="urn:schemas-microsoft-com:office:office" xmlns:oel="http://schemas.microsoft.com/office/2019/extlst" xmlns:r="http://schemas.openxmlformats.org/officeDocument/2006/relationships" xmlns:m="http://schemas.openxmlformats.org/officeDocument/2006/math" xmlns:v="urn:schemas-microsoft-com:vml" xmlns:wp14="http://schemas.microsoft.com/office/word/2010/wordprocessingDrawing" xmlns:wp="http://schemas.openxmlformats.org/drawingml/2006/wordprocessingDrawing" xmlns:w10="urn:schemas-microsoft-com:office:word" xmlns:w="http://schemas.openxmlformats.org/wordprocessingml/2006/main" xmlns:w14="http://schemas.microsoft.com/office/word/2010/wordml" xmlns:w15="http://schemas.microsoft.com/office/word/2012/wordml" xmlns:w16cex="http://schemas.microsoft.com/office/word/2018/wordml/cex" xmlns:w16cid="http://schemas.microsoft.com/office/word/2016/wordml/cid" xmlns:w16="http://schemas.microsoft.com/office/word/2018/wordml" xmlns:w16sdtdh="http://schemas.microsoft.com/office/word/2020/wordml/sdtdatahash" xmlns:w16se="http://schemas.microsoft.com/office/word/2015/wordml/symex" xmlns:wpg="http://schemas.microsoft.com/office/word/2010/wordprocessingGroup" xmlns:wpi="http://schemas.microsoft.com/office/word/2010/wordprocessingInk" xmlns:wne="http://schemas.microsoft.com/office/word/2006/wordml" xmlns:wps="http://schemas.microsoft.com/office/word/2010/wordprocessingShape" mc:Ignorable="w14 w15 w16se w16cid w16 w16cex w16sdtdh wp14">
+<w:hdr xmlns:wpc="http://schemas.microsoft.com/office/word/2010/wordprocessingCanvas" xmlns:mc="http://schemas.openxmlformats.org/markup-compatibility/2006" xmlns:o="urn:schemas-microsoft-com:office:office" xmlns:r="http://schemas.openxmlformats.org/officeDocument/2006/relationships" xmlns:m="http://schemas.openxmlformats.org/officeDocument/2006/math" xmlns:v="urn:schemas-microsoft-com:vml" xmlns:wp14="http://schemas.microsoft.com/office/word/2010/wordprocessingDrawing" xmlns:wp="http://schemas.openxmlformats.org/drawingml/2006/wordprocessingDrawing" xmlns:w10="urn:schemas-microsoft-com:office:word" xmlns:w="http://schemas.openxmlformats.org/wordprocessingml/2006/main" xmlns:w14="http://schemas.microsoft.com/office/word/2010/wordml" xmlns:w15="http://schemas.microsoft.com/office/word/2012/wordml" xmlns:wpg="http://schemas.microsoft.com/office/word/2010/wordprocessingGroup" xmlns:wpi="http://schemas.microsoft.com/office/word/2010/wordprocessingInk" xmlns:wne="http://schemas.microsoft.com/office/word/2006/wordml" xmlns:wps="http://schemas.microsoft.com/office/word/2010/wordprocessingShape" mc:Ignorable="w14 w15 wp14">
   <w:p>
     <w:pPr>
       <w:pStyle w:val="ad"/>
@@ -6642,7 +6639,7 @@
 </file>
 
 <file path=word/header2.xml><?xml version="1.0" encoding="utf-8"?>
-<w:hdr xmlns:wpc="http://schemas.microsoft.com/office/word/2010/wordprocessingCanvas" xmlns:cx="http://schemas.microsoft.com/office/drawing/2014/chartex" xmlns:cx1="http://schemas.microsoft.com/office/drawing/2015/9/8/chartex" xmlns:cx2="http://schemas.microsoft.com/office/drawing/2015/10/21/chartex" xmlns:cx3="http://schemas.microsoft.com/office/drawing/2016/5/9/chartex" xmlns:cx4="http://schemas.microsoft.com/office/drawing/2016/5/10/chartex" xmlns:cx5="http://schemas.microsoft.com/office/drawing/2016/5/11/chartex" xmlns:cx6="http://schemas.microsoft.com/office/drawing/2016/5/12/chartex" xmlns:cx7="http://schemas.microsoft.com/office/drawing/2016/5/13/chartex" xmlns:cx8="http://schemas.microsoft.com/office/drawing/2016/5/14/chartex" xmlns:mc="http://schemas.openxmlformats.org/markup-compatibility/2006" xmlns:aink="http://schemas.microsoft.com/office/drawing/2016/ink" xmlns:am3d="http://schemas.microsoft.com/office/drawing/2017/model3d" xmlns:o="urn:schemas-microsoft-com:office:office" xmlns:oel="http://schemas.microsoft.com/office/2019/extlst" xmlns:r="http://schemas.openxmlformats.org/officeDocument/2006/relationships" xmlns:m="http://schemas.openxmlformats.org/officeDocument/2006/math" xmlns:v="urn:schemas-microsoft-com:vml" xmlns:wp14="http://schemas.microsoft.com/office/word/2010/wordprocessingDrawing" xmlns:wp="http://schemas.openxmlformats.org/drawingml/2006/wordprocessingDrawing" xmlns:w10="urn:schemas-microsoft-com:office:word" xmlns:w="http://schemas.openxmlformats.org/wordprocessingml/2006/main" xmlns:w14="http://schemas.microsoft.com/office/word/2010/wordml" xmlns:w15="http://schemas.microsoft.com/office/word/2012/wordml" xmlns:w16cex="http://schemas.microsoft.com/office/word/2018/wordml/cex" xmlns:w16cid="http://schemas.microsoft.com/office/word/2016/wordml/cid" xmlns:w16="http://schemas.microsoft.com/office/word/2018/wordml" xmlns:w16sdtdh="http://schemas.microsoft.com/office/word/2020/wordml/sdtdatahash" xmlns:w16se="http://schemas.microsoft.com/office/word/2015/wordml/symex" xmlns:wpg="http://schemas.microsoft.com/office/word/2010/wordprocessingGroup" xmlns:wpi="http://schemas.microsoft.com/office/word/2010/wordprocessingInk" xmlns:wne="http://schemas.microsoft.com/office/word/2006/wordml" xmlns:wps="http://schemas.microsoft.com/office/word/2010/wordprocessingShape" mc:Ignorable="w14 w15 w16se w16cid w16 w16cex w16sdtdh wp14">
+<w:hdr xmlns:wpc="http://schemas.microsoft.com/office/word/2010/wordprocessingCanvas" xmlns:mc="http://schemas.openxmlformats.org/markup-compatibility/2006" xmlns:o="urn:schemas-microsoft-com:office:office" xmlns:r="http://schemas.openxmlformats.org/officeDocument/2006/relationships" xmlns:m="http://schemas.openxmlformats.org/officeDocument/2006/math" xmlns:v="urn:schemas-microsoft-com:vml" xmlns:wp14="http://schemas.microsoft.com/office/word/2010/wordprocessingDrawing" xmlns:wp="http://schemas.openxmlformats.org/drawingml/2006/wordprocessingDrawing" xmlns:w10="urn:schemas-microsoft-com:office:word" xmlns:w="http://schemas.openxmlformats.org/wordprocessingml/2006/main" xmlns:w14="http://schemas.microsoft.com/office/word/2010/wordml" xmlns:w15="http://schemas.microsoft.com/office/word/2012/wordml" xmlns:wpg="http://schemas.microsoft.com/office/word/2010/wordprocessingGroup" xmlns:wpi="http://schemas.microsoft.com/office/word/2010/wordprocessingInk" xmlns:wne="http://schemas.microsoft.com/office/word/2006/wordml" xmlns:wps="http://schemas.microsoft.com/office/word/2010/wordprocessingShape" mc:Ignorable="w14 w15 wp14">
   <w:p>
     <w:pPr>
       <w:pStyle w:val="ad"/>
@@ -6652,7 +6649,7 @@
 </file>
 
 <file path=word/header3.xml><?xml version="1.0" encoding="utf-8"?>
-<w:hdr xmlns:wpc="http://schemas.microsoft.com/office/word/2010/wordprocessingCanvas" xmlns:cx="http://schemas.microsoft.com/office/drawing/2014/chartex" xmlns:cx1="http://schemas.microsoft.com/office/drawing/2015/9/8/chartex" xmlns:cx2="http://schemas.microsoft.com/office/drawing/2015/10/21/chartex" xmlns:cx3="http://schemas.microsoft.com/office/drawing/2016/5/9/chartex" xmlns:cx4="http://schemas.microsoft.com/office/drawing/2016/5/10/chartex" xmlns:cx5="http://schemas.microsoft.com/office/drawing/2016/5/11/chartex" xmlns:cx6="http://schemas.microsoft.com/office/drawing/2016/5/12/chartex" xmlns:cx7="http://schemas.microsoft.com/office/drawing/2016/5/13/chartex" xmlns:cx8="http://schemas.microsoft.com/office/drawing/2016/5/14/chartex" xmlns:mc="http://schemas.openxmlformats.org/markup-compatibility/2006" xmlns:aink="http://schemas.microsoft.com/office/drawing/2016/ink" xmlns:am3d="http://schemas.microsoft.com/office/drawing/2017/model3d" xmlns:o="urn:schemas-microsoft-com:office:office" xmlns:oel="http://schemas.microsoft.com/office/2019/extlst" xmlns:r="http://schemas.openxmlformats.org/officeDocument/2006/relationships" xmlns:m="http://schemas.openxmlformats.org/officeDocument/2006/math" xmlns:v="urn:schemas-microsoft-com:vml" xmlns:wp14="http://schemas.microsoft.com/office/word/2010/wordprocessingDrawing" xmlns:wp="http://schemas.openxmlformats.org/drawingml/2006/wordprocessingDrawing" xmlns:w10="urn:schemas-microsoft-com:office:word" xmlns:w="http://schemas.openxmlformats.org/wordprocessingml/2006/main" xmlns:w14="http://schemas.microsoft.com/office/word/2010/wordml" xmlns:w15="http://schemas.microsoft.com/office/word/2012/wordml" xmlns:w16cex="http://schemas.microsoft.com/office/word/2018/wordml/cex" xmlns:w16cid="http://schemas.microsoft.com/office/word/2016/wordml/cid" xmlns:w16="http://schemas.microsoft.com/office/word/2018/wordml" xmlns:w16sdtdh="http://schemas.microsoft.com/office/word/2020/wordml/sdtdatahash" xmlns:w16se="http://schemas.microsoft.com/office/word/2015/wordml/symex" xmlns:wpg="http://schemas.microsoft.com/office/word/2010/wordprocessingGroup" xmlns:wpi="http://schemas.microsoft.com/office/word/2010/wordprocessingInk" xmlns:wne="http://schemas.microsoft.com/office/word/2006/wordml" xmlns:wps="http://schemas.microsoft.com/office/word/2010/wordprocessingShape" mc:Ignorable="w14 w15 w16se w16cid w16 w16cex w16sdtdh wp14">
+<w:hdr xmlns:wpc="http://schemas.microsoft.com/office/word/2010/wordprocessingCanvas" xmlns:mc="http://schemas.openxmlformats.org/markup-compatibility/2006" xmlns:o="urn:schemas-microsoft-com:office:office" xmlns:r="http://schemas.openxmlformats.org/officeDocument/2006/relationships" xmlns:m="http://schemas.openxmlformats.org/officeDocument/2006/math" xmlns:v="urn:schemas-microsoft-com:vml" xmlns:wp14="http://schemas.microsoft.com/office/word/2010/wordprocessingDrawing" xmlns:wp="http://schemas.openxmlformats.org/drawingml/2006/wordprocessingDrawing" xmlns:w10="urn:schemas-microsoft-com:office:word" xmlns:w="http://schemas.openxmlformats.org/wordprocessingml/2006/main" xmlns:w14="http://schemas.microsoft.com/office/word/2010/wordml" xmlns:w15="http://schemas.microsoft.com/office/word/2012/wordml" xmlns:wpg="http://schemas.microsoft.com/office/word/2010/wordprocessingGroup" xmlns:wpi="http://schemas.microsoft.com/office/word/2010/wordprocessingInk" xmlns:wne="http://schemas.microsoft.com/office/word/2006/wordml" xmlns:wps="http://schemas.microsoft.com/office/word/2010/wordprocessingShape" mc:Ignorable="w14 w15 wp14">
   <w:p>
     <w:pPr>
       <w:pStyle w:val="ad"/>
@@ -6662,7 +6659,7 @@
 </file>
 
 <file path=word/numbering.xml><?xml version="1.0" encoding="utf-8"?>
-<w:numbering xmlns:wpc="http://schemas.microsoft.com/office/word/2010/wordprocessingCanvas" xmlns:cx="http://schemas.microsoft.com/office/drawing/2014/chartex" xmlns:cx1="http://schemas.microsoft.com/office/drawing/2015/9/8/chartex" xmlns:cx2="http://schemas.microsoft.com/office/drawing/2015/10/21/chartex" xmlns:cx3="http://schemas.microsoft.com/office/drawing/2016/5/9/chartex" xmlns:cx4="http://schemas.microsoft.com/office/drawing/2016/5/10/chartex" xmlns:cx5="http://schemas.microsoft.com/office/drawing/2016/5/11/chartex" xmlns:cx6="http://schemas.microsoft.com/office/drawing/2016/5/12/chartex" xmlns:cx7="http://schemas.microsoft.com/office/drawing/2016/5/13/chartex" xmlns:cx8="http://schemas.microsoft.com/office/drawing/2016/5/14/chartex" xmlns:mc="http://schemas.openxmlformats.org/markup-compatibility/2006" xmlns:aink="http://schemas.microsoft.com/office/drawing/2016/ink" xmlns:am3d="http://schemas.microsoft.com/office/drawing/2017/model3d" xmlns:o="urn:schemas-microsoft-com:office:office" xmlns:oel="http://schemas.microsoft.com/office/2019/extlst" xmlns:r="http://schemas.openxmlformats.org/officeDocument/2006/relationships" xmlns:m="http://schemas.openxmlformats.org/officeDocument/2006/math" xmlns:v="urn:schemas-microsoft-com:vml" xmlns:wp14="http://schemas.microsoft.com/office/word/2010/wordprocessingDrawing" xmlns:wp="http://schemas.openxmlformats.org/drawingml/2006/wordprocessingDrawing" xmlns:w10="urn:schemas-microsoft-com:office:word" xmlns:w="http://schemas.openxmlformats.org/wordprocessingml/2006/main" xmlns:w14="http://schemas.microsoft.com/office/word/2010/wordml" xmlns:w15="http://schemas.microsoft.com/office/word/2012/wordml" xmlns:w16cex="http://schemas.microsoft.com/office/word/2018/wordml/cex" xmlns:w16cid="http://schemas.microsoft.com/office/word/2016/wordml/cid" xmlns:w16="http://schemas.microsoft.com/office/word/2018/wordml" xmlns:w16sdtdh="http://schemas.microsoft.com/office/word/2020/wordml/sdtdatahash" xmlns:w16se="http://schemas.microsoft.com/office/word/2015/wordml/symex" xmlns:wpg="http://schemas.microsoft.com/office/word/2010/wordprocessingGroup" xmlns:wpi="http://schemas.microsoft.com/office/word/2010/wordprocessingInk" xmlns:wne="http://schemas.microsoft.com/office/word/2006/wordml" xmlns:wps="http://schemas.microsoft.com/office/word/2010/wordprocessingShape" mc:Ignorable="w14 w15 w16se w16cid w16 w16cex w16sdtdh wp14">
+<w:numbering xmlns:wpc="http://schemas.microsoft.com/office/word/2010/wordprocessingCanvas" xmlns:mc="http://schemas.openxmlformats.org/markup-compatibility/2006" xmlns:o="urn:schemas-microsoft-com:office:office" xmlns:r="http://schemas.openxmlformats.org/officeDocument/2006/relationships" xmlns:m="http://schemas.openxmlformats.org/officeDocument/2006/math" xmlns:v="urn:schemas-microsoft-com:vml" xmlns:wp14="http://schemas.microsoft.com/office/word/2010/wordprocessingDrawing" xmlns:wp="http://schemas.openxmlformats.org/drawingml/2006/wordprocessingDrawing" xmlns:w10="urn:schemas-microsoft-com:office:word" xmlns:w="http://schemas.openxmlformats.org/wordprocessingml/2006/main" xmlns:w14="http://schemas.microsoft.com/office/word/2010/wordml" xmlns:w15="http://schemas.microsoft.com/office/word/2012/wordml" xmlns:wpg="http://schemas.microsoft.com/office/word/2010/wordprocessingGroup" xmlns:wpi="http://schemas.microsoft.com/office/word/2010/wordprocessingInk" xmlns:wne="http://schemas.microsoft.com/office/word/2006/wordml" xmlns:wps="http://schemas.microsoft.com/office/word/2010/wordprocessingShape" mc:Ignorable="w14 w15 wp14">
   <w:abstractNum w:abstractNumId="0" w15:restartNumberingAfterBreak="0">
     <w:nsid w:val="048924FB"/>
     <w:multiLevelType w:val="multilevel"/>
@@ -10224,104 +10221,104 @@
       </w:pPr>
     </w:lvl>
   </w:abstractNum>
-  <w:num w:numId="1" w16cid:durableId="1078210405">
+  <w:num w:numId="1">
     <w:abstractNumId w:val="0"/>
   </w:num>
-  <w:num w:numId="2" w16cid:durableId="1388987723">
+  <w:num w:numId="2">
     <w:abstractNumId w:val="17"/>
   </w:num>
-  <w:num w:numId="3" w16cid:durableId="838352132">
+  <w:num w:numId="3">
     <w:abstractNumId w:val="5"/>
   </w:num>
-  <w:num w:numId="4" w16cid:durableId="1914730905">
+  <w:num w:numId="4">
     <w:abstractNumId w:val="2"/>
   </w:num>
-  <w:num w:numId="5" w16cid:durableId="1789663512">
+  <w:num w:numId="5">
     <w:abstractNumId w:val="18"/>
   </w:num>
-  <w:num w:numId="6" w16cid:durableId="385759976">
+  <w:num w:numId="6">
     <w:abstractNumId w:val="12"/>
   </w:num>
-  <w:num w:numId="7" w16cid:durableId="103812754">
+  <w:num w:numId="7">
     <w:abstractNumId w:val="29"/>
   </w:num>
-  <w:num w:numId="8" w16cid:durableId="1313217697">
+  <w:num w:numId="8">
     <w:abstractNumId w:val="24"/>
   </w:num>
-  <w:num w:numId="9" w16cid:durableId="1206986560">
+  <w:num w:numId="9">
     <w:abstractNumId w:val="1"/>
   </w:num>
-  <w:num w:numId="10" w16cid:durableId="475875312">
+  <w:num w:numId="10">
     <w:abstractNumId w:val="4"/>
   </w:num>
-  <w:num w:numId="11" w16cid:durableId="959259448">
+  <w:num w:numId="11">
     <w:abstractNumId w:val="22"/>
   </w:num>
-  <w:num w:numId="12" w16cid:durableId="665550234">
+  <w:num w:numId="12">
     <w:abstractNumId w:val="25"/>
   </w:num>
-  <w:num w:numId="13" w16cid:durableId="441849694">
+  <w:num w:numId="13">
     <w:abstractNumId w:val="8"/>
   </w:num>
-  <w:num w:numId="14" w16cid:durableId="182942889">
+  <w:num w:numId="14">
     <w:abstractNumId w:val="19"/>
   </w:num>
-  <w:num w:numId="15" w16cid:durableId="515769756">
+  <w:num w:numId="15">
     <w:abstractNumId w:val="11"/>
   </w:num>
-  <w:num w:numId="16" w16cid:durableId="121459218">
+  <w:num w:numId="16">
     <w:abstractNumId w:val="23"/>
   </w:num>
-  <w:num w:numId="17" w16cid:durableId="165167505">
+  <w:num w:numId="17">
     <w:abstractNumId w:val="6"/>
   </w:num>
-  <w:num w:numId="18" w16cid:durableId="1375732430">
+  <w:num w:numId="18">
     <w:abstractNumId w:val="26"/>
   </w:num>
-  <w:num w:numId="19" w16cid:durableId="358507373">
+  <w:num w:numId="19">
     <w:abstractNumId w:val="10"/>
   </w:num>
-  <w:num w:numId="20" w16cid:durableId="514879786">
+  <w:num w:numId="20">
     <w:abstractNumId w:val="13"/>
   </w:num>
-  <w:num w:numId="21" w16cid:durableId="812023347">
+  <w:num w:numId="21">
     <w:abstractNumId w:val="20"/>
   </w:num>
-  <w:num w:numId="22" w16cid:durableId="1530409600">
+  <w:num w:numId="22">
     <w:abstractNumId w:val="16"/>
   </w:num>
-  <w:num w:numId="23" w16cid:durableId="1936329488">
+  <w:num w:numId="23">
     <w:abstractNumId w:val="7"/>
   </w:num>
-  <w:num w:numId="24" w16cid:durableId="327680749">
+  <w:num w:numId="24">
     <w:abstractNumId w:val="27"/>
   </w:num>
-  <w:num w:numId="25" w16cid:durableId="423722694">
+  <w:num w:numId="25">
     <w:abstractNumId w:val="21"/>
   </w:num>
-  <w:num w:numId="26" w16cid:durableId="1253590490">
+  <w:num w:numId="26">
     <w:abstractNumId w:val="30"/>
   </w:num>
-  <w:num w:numId="27" w16cid:durableId="2047413580">
+  <w:num w:numId="27">
     <w:abstractNumId w:val="15"/>
   </w:num>
-  <w:num w:numId="28" w16cid:durableId="1256473287">
+  <w:num w:numId="28">
     <w:abstractNumId w:val="3"/>
   </w:num>
-  <w:num w:numId="29" w16cid:durableId="385227100">
+  <w:num w:numId="29">
     <w:abstractNumId w:val="14"/>
   </w:num>
-  <w:num w:numId="30" w16cid:durableId="1520271299">
+  <w:num w:numId="30">
     <w:abstractNumId w:val="28"/>
   </w:num>
-  <w:num w:numId="31" w16cid:durableId="572349853">
+  <w:num w:numId="31">
     <w:abstractNumId w:val="9"/>
   </w:num>
 </w:numbering>
 </file>
 
 <file path=word/styles.xml><?xml version="1.0" encoding="utf-8"?>
-<w:styles xmlns:mc="http://schemas.openxmlformats.org/markup-compatibility/2006" xmlns:r="http://schemas.openxmlformats.org/officeDocument/2006/relationships" xmlns:w="http://schemas.openxmlformats.org/wordprocessingml/2006/main" xmlns:w14="http://schemas.microsoft.com/office/word/2010/wordml" xmlns:w15="http://schemas.microsoft.com/office/word/2012/wordml" xmlns:w16cex="http://schemas.microsoft.com/office/word/2018/wordml/cex" xmlns:w16cid="http://schemas.microsoft.com/office/word/2016/wordml/cid" xmlns:w16="http://schemas.microsoft.com/office/word/2018/wordml" xmlns:w16sdtdh="http://schemas.microsoft.com/office/word/2020/wordml/sdtdatahash" xmlns:w16se="http://schemas.microsoft.com/office/word/2015/wordml/symex" mc:Ignorable="w14 w15 w16se w16cid w16 w16cex w16sdtdh">
+<w:styles xmlns:mc="http://schemas.openxmlformats.org/markup-compatibility/2006" xmlns:r="http://schemas.openxmlformats.org/officeDocument/2006/relationships" xmlns:w="http://schemas.openxmlformats.org/wordprocessingml/2006/main" xmlns:w14="http://schemas.microsoft.com/office/word/2010/wordml" xmlns:w15="http://schemas.microsoft.com/office/word/2012/wordml" mc:Ignorable="w14 w15">
   <w:docDefaults>
     <w:rPrDefault>
       <w:rPr>
@@ -10339,7 +10336,7 @@
       </w:pPr>
     </w:pPrDefault>
   </w:docDefaults>
-  <w:latentStyles w:defLockedState="0" w:defUIPriority="99" w:defSemiHidden="0" w:defUnhideWhenUsed="0" w:defQFormat="0" w:count="376">
+  <w:latentStyles w:defLockedState="0" w:defUIPriority="99" w:defSemiHidden="0" w:defUnhideWhenUsed="0" w:defQFormat="0" w:count="371">
     <w:lsdException w:name="Normal" w:uiPriority="0" w:qFormat="1"/>
     <w:lsdException w:name="heading 1" w:uiPriority="9" w:qFormat="1"/>
     <w:lsdException w:name="heading 2" w:semiHidden="1" w:uiPriority="9" w:unhideWhenUsed="1" w:qFormat="1"/>
@@ -10711,23 +10708,18 @@
     <w:lsdException w:name="List Table 5 Dark Accent 6" w:uiPriority="50"/>
     <w:lsdException w:name="List Table 6 Colorful Accent 6" w:uiPriority="51"/>
     <w:lsdException w:name="List Table 7 Colorful Accent 6" w:uiPriority="52"/>
-    <w:lsdException w:name="Mention" w:semiHidden="1" w:unhideWhenUsed="1"/>
-    <w:lsdException w:name="Smart Hyperlink" w:semiHidden="1" w:unhideWhenUsed="1"/>
-    <w:lsdException w:name="Hashtag" w:semiHidden="1" w:unhideWhenUsed="1"/>
-    <w:lsdException w:name="Unresolved Mention" w:semiHidden="1" w:unhideWhenUsed="1"/>
-    <w:lsdException w:name="Smart Link" w:semiHidden="1" w:unhideWhenUsed="1"/>
   </w:latentStyles>
   <w:style w:type="paragraph" w:default="1" w:styleId="a">
     <w:name w:val="Normal"/>
     <w:qFormat/>
     <w:rsid w:val="00B647AC"/>
     <w:pPr>
-      <w:spacing w:after="0" w:line="360" w:lineRule="auto" w:before="0"/>
-      <w:ind w:firstLine="709" w:left="0" w:right="0"/>
+      <w:spacing w:after="0" w:line="360" w:lineRule="auto"/>
+      <w:ind w:firstLine="709"/>
       <w:jc w:val="both"/>
     </w:pPr>
     <w:rPr>
-      <w:rFonts w:ascii="Times New Roman" w:hAnsi="Times New Roman" w:eastAsia="Times New Roman" w:cs="Times New Roman"/>
+      <w:rFonts w:ascii="Times New Roman" w:eastAsia="Times New Roman" w:hAnsi="Times New Roman" w:cs="Times New Roman"/>
       <w:sz w:val="28"/>
     </w:rPr>
   </w:style>
@@ -10742,7 +10734,7 @@
     <w:pPr>
       <w:keepNext/>
       <w:keepLines/>
-      <w:spacing w:after="200" w:line="276" w:lineRule="auto" w:before="0"/>
+      <w:spacing w:after="200" w:line="276" w:lineRule="auto"/>
       <w:ind w:firstLine="0"/>
       <w:jc w:val="center"/>
       <w:outlineLvl w:val="0"/>
@@ -11100,7 +11092,7 @@
     </w:rPr>
   </w:style>
   <w:style w:type="character" w:customStyle="1" w:styleId="a4">
-    <w:name w:val="Заголовок Знак"/>
+    <w:name w:val="Название Знак"/>
     <w:basedOn w:val="a0"/>
     <w:link w:val="a3"/>
     <w:uiPriority w:val="10"/>
@@ -11260,7 +11252,6 @@
       <w:spacing w:before="100" w:beforeAutospacing="1" w:after="100" w:afterAutospacing="1" w:line="240" w:lineRule="auto"/>
     </w:pPr>
     <w:rPr>
-      <w:rFonts w:eastAsia="Times New Roman" w:cs="Times New Roman"/>
       <w:kern w:val="0"/>
       <w:lang w:eastAsia="ru-RU"/>
       <w14:ligatures w14:val="none"/>
@@ -11349,7 +11340,6 @@
       <w:spacing w:after="100"/>
     </w:pPr>
     <w:rPr>
-      <w:rFonts w:cs="Times New Roman"/>
       <w:b/>
       <w:bCs/>
       <w:noProof/>
@@ -11437,7 +11427,6 @@
       <w:jc w:val="center"/>
     </w:pPr>
     <w:rPr>
-      <w:rFonts w:cs="Times New Roman"/>
       <w:i/>
       <w:iCs/>
       <w:sz w:val="24"/>
@@ -11454,7 +11443,7 @@
       <w:iCs/>
     </w:rPr>
   </w:style>
-  <w:style w:type="character" w:styleId="af7">
+  <w:style w:type="character" w:customStyle="1" w:styleId="UnresolvedMention">
     <w:name w:val="Unresolved Mention"/>
     <w:basedOn w:val="a0"/>
     <w:uiPriority w:val="99"/>
@@ -11470,14 +11459,11 @@
     <w:name w:val="CodeBlock"/>
     <w:rsid w:val="00612E8E"/>
     <w:pPr>
-      <w:spacing w:after="0" w:line="240" w:lineRule="auto" w:before="0"/>
-      <w:ind w:firstLine="0" w:left="0" w:right="0"/>
+      <w:spacing w:after="0" w:line="240" w:lineRule="auto"/>
     </w:pPr>
     <w:rPr>
       <w:rFonts w:ascii="Courier New" w:eastAsia="Courier New" w:hAnsi="Courier New" w:cs="Courier New"/>
       <w:kern w:val="0"/>
-      <w:sz w:val="24"/>
-      <w:szCs w:val="24"/>
       <w:lang w:val="en-US"/>
       <w14:ligatures w14:val="none"/>
     </w:rPr>
@@ -11785,7 +11771,7 @@
 </file>
 
 <file path=customXml/itemProps1.xml><?xml version="1.0" encoding="utf-8"?>
-<ds:datastoreItem xmlns:ds="http://schemas.openxmlformats.org/officeDocument/2006/customXml" ds:itemID="{11BE6F57-1C0D-476D-B327-174B722BF027}">
+<ds:datastoreItem xmlns:ds="http://schemas.openxmlformats.org/officeDocument/2006/customXml" ds:itemID="{FE49B197-9E7A-4CD4-94EA-3545167A3B3E}">
   <ds:schemaRefs>
     <ds:schemaRef ds:uri="http://schemas.openxmlformats.org/officeDocument/2006/bibliography"/>
   </ds:schemaRefs>
